--- a/docs/developpement/phases/word/PHASE_47_CARTE_ABONNE_DANS_APPLE_WALLET_ET_GOOGLE_WALLET.docx
+++ b/docs/developpement/phases/word/PHASE_47_CARTE_ABONNE_DANS_APPLE_WALLET_ET_GOOGLE_WALLET.docx
@@ -20,7 +20,7 @@
       <w:r>
         <w:t xml:space="preserve">FlaiX Expert · dossier de développement · généré le 2026-10-19 depuis le dépôt </w:t>
       </w:r>
-      <w:hyperlink w:history="1" r:id="rIdv7hcr6atzqn1qnz9ppolu">
+      <w:hyperlink w:history="1" r:id="rId5cre4nhkcmm2d23dkhd-m">
         <w:r>
           <w:rPr>
             <w:rStyle w:val="Hyperlink"/>
@@ -994,7 +994,7 @@
           <w:numId w:val="2"/>
         </w:numPr>
       </w:pPr>
-      <w:hyperlink w:history="1" r:id="rIdplqyo7-ayhrvcn90zltyb">
+      <w:hyperlink w:history="1" r:id="rIdibnyapd3uyegi_f9rtxqd">
         <w:r>
           <w:rPr>
             <w:rStyle w:val="Hyperlink"/>
@@ -1014,7 +1014,7 @@
           <w:numId w:val="2"/>
         </w:numPr>
       </w:pPr>
-      <w:hyperlink w:history="1" r:id="rId0t_3suikw1znngvfy50rt">
+      <w:hyperlink w:history="1" r:id="rIdmscb-atfx8s1tkyo38fol">
         <w:r>
           <w:rPr>
             <w:rStyle w:val="Hyperlink"/>
@@ -1034,7 +1034,7 @@
           <w:numId w:val="2"/>
         </w:numPr>
       </w:pPr>
-      <w:hyperlink w:history="1" r:id="rId_qtcf4q2n5gojchbieeun">
+      <w:hyperlink w:history="1" r:id="rIdqb007hfbq4v3y2nbtodeo">
         <w:r>
           <w:rPr>
             <w:rStyle w:val="Hyperlink"/>
@@ -1054,7 +1054,7 @@
           <w:numId w:val="2"/>
         </w:numPr>
       </w:pPr>
-      <w:hyperlink w:history="1" r:id="rIdn2vir6iuld1pqwyjheeda">
+      <w:hyperlink w:history="1" r:id="rIdgsrhp9gjn9asb5mn5pv67">
         <w:r>
           <w:rPr>
             <w:rStyle w:val="Hyperlink"/>
@@ -1102,7 +1102,7 @@
       <w:r>
         <w:t xml:space="preserve"> — créé — </w:t>
       </w:r>
-      <w:hyperlink w:history="1" r:id="rIdsof-os1uu6mw8bj8_3mwi">
+      <w:hyperlink w:history="1" r:id="rIdkc4wwzirazsltlkxmofas">
         <w:r>
           <w:rPr>
             <w:rStyle w:val="Hyperlink"/>
@@ -1139,7 +1139,7 @@
       <w:r>
         <w:t xml:space="preserve"> — modifié — </w:t>
       </w:r>
-      <w:hyperlink w:history="1" r:id="rIdypmspfcy29xtatpkz3kbj">
+      <w:hyperlink w:history="1" r:id="rIdehfltr5g6gmsx8hqwh-5s">
         <w:r>
           <w:rPr>
             <w:rStyle w:val="Hyperlink"/>
@@ -1168,7 +1168,7 @@
       <w:r>
         <w:t xml:space="preserve"> — créé — </w:t>
       </w:r>
-      <w:hyperlink w:history="1" r:id="rIdyiy6qrxqhd5rrs4s4pe5f">
+      <w:hyperlink w:history="1" r:id="rIdqae4-mr9lpn5b5lur3lhf">
         <w:r>
           <w:rPr>
             <w:rStyle w:val="Hyperlink"/>
@@ -1197,7 +1197,7 @@
       <w:r>
         <w:t xml:space="preserve"> — créé — </w:t>
       </w:r>
-      <w:hyperlink w:history="1" r:id="rIdbbuidgqkvvl8dgssewj_6">
+      <w:hyperlink w:history="1" r:id="rIdpnjwxqu0kn51fyqxga9pj">
         <w:r>
           <w:rPr>
             <w:rStyle w:val="Hyperlink"/>
@@ -1226,7 +1226,7 @@
       <w:r>
         <w:t xml:space="preserve"> — créé — </w:t>
       </w:r>
-      <w:hyperlink w:history="1" r:id="rIdbf2kls0g_z_ks4zzz4tiw">
+      <w:hyperlink w:history="1" r:id="rId1f1jriqua-9yjyxeudbzp">
         <w:r>
           <w:rPr>
             <w:rStyle w:val="Hyperlink"/>
@@ -1263,7 +1263,7 @@
       <w:r>
         <w:t xml:space="preserve"> — modifié — </w:t>
       </w:r>
-      <w:hyperlink w:history="1" r:id="rIdmkqi5-_6wpi3jpyfqq622">
+      <w:hyperlink w:history="1" r:id="rIdp0efjeex-3okwhucqdkes">
         <w:r>
           <w:rPr>
             <w:rStyle w:val="Hyperlink"/>
@@ -1292,7 +1292,7 @@
       <w:r>
         <w:t xml:space="preserve"> — modifié — </w:t>
       </w:r>
-      <w:hyperlink w:history="1" r:id="rIdex5ugmxgrejspphf0f50j">
+      <w:hyperlink w:history="1" r:id="rIdkuryxpwfpjrfa4kf3upt8">
         <w:r>
           <w:rPr>
             <w:rStyle w:val="Hyperlink"/>
@@ -1321,7 +1321,7 @@
       <w:r>
         <w:t xml:space="preserve"> — modifié — </w:t>
       </w:r>
-      <w:hyperlink w:history="1" r:id="rIdi-w6zsalydu_i87nu61-h">
+      <w:hyperlink w:history="1" r:id="rIdf50zgsxwz3pqqe4pckcue">
         <w:r>
           <w:rPr>
             <w:rStyle w:val="Hyperlink"/>
@@ -1350,7 +1350,7 @@
       <w:r>
         <w:t xml:space="preserve"> — modifié — </w:t>
       </w:r>
-      <w:hyperlink w:history="1" r:id="rIdh6ces3m0__qwwoeutgjap">
+      <w:hyperlink w:history="1" r:id="rIdhmgklug_loyc3xh5d6eng">
         <w:r>
           <w:rPr>
             <w:rStyle w:val="Hyperlink"/>
@@ -1379,7 +1379,7 @@
       <w:r>
         <w:t xml:space="preserve"> — créé — </w:t>
       </w:r>
-      <w:hyperlink w:history="1" r:id="rIdnyaczx6ljzfkoh3itwgbk">
+      <w:hyperlink w:history="1" r:id="rId3jkvk2ksdalr2u3stjieg">
         <w:r>
           <w:rPr>
             <w:rStyle w:val="Hyperlink"/>
@@ -1416,7 +1416,7 @@
       <w:r>
         <w:t xml:space="preserve"> — modifié — </w:t>
       </w:r>
-      <w:hyperlink w:history="1" r:id="rId_4wczrxfcpvltkek4jamh">
+      <w:hyperlink w:history="1" r:id="rIdqnwrflfwsciqup5flcvmf">
         <w:r>
           <w:rPr>
             <w:rStyle w:val="Hyperlink"/>
@@ -1445,7 +1445,7 @@
       <w:r>
         <w:t xml:space="preserve"> — modifié — </w:t>
       </w:r>
-      <w:hyperlink w:history="1" r:id="rIdig9l9u1wdgjidd7slup6r">
+      <w:hyperlink w:history="1" r:id="rIdk-6qgdlt5xicd-rdzkrur">
         <w:r>
           <w:rPr>
             <w:rStyle w:val="Hyperlink"/>
@@ -1474,7 +1474,7 @@
       <w:r>
         <w:t xml:space="preserve"> — modifié — </w:t>
       </w:r>
-      <w:hyperlink w:history="1" r:id="rIdxtg0ynj5ws3kpeziugqib">
+      <w:hyperlink w:history="1" r:id="rIdhbttojeuyckm1aegaxktp">
         <w:r>
           <w:rPr>
             <w:rStyle w:val="Hyperlink"/>
@@ -1503,7 +1503,7 @@
       <w:r>
         <w:t xml:space="preserve"> — modifié — </w:t>
       </w:r>
-      <w:hyperlink w:history="1" r:id="rIdmkc_qcsa-nvmnroefkubr">
+      <w:hyperlink w:history="1" r:id="rIdklwoui0o_-0tugxcmedg6">
         <w:r>
           <w:rPr>
             <w:rStyle w:val="Hyperlink"/>
@@ -1532,7 +1532,7 @@
       <w:r>
         <w:t xml:space="preserve"> — modifié — </w:t>
       </w:r>
-      <w:hyperlink w:history="1" r:id="rIddmpczxt6ynn8z0il1wmxx">
+      <w:hyperlink w:history="1" r:id="rIdeshqtbugiygccyebisrwm">
         <w:r>
           <w:rPr>
             <w:rStyle w:val="Hyperlink"/>
@@ -1561,7 +1561,7 @@
       <w:r>
         <w:t xml:space="preserve"> — créé — </w:t>
       </w:r>
-      <w:hyperlink w:history="1" r:id="rIdlc5hralx63squmsyus2cv">
+      <w:hyperlink w:history="1" r:id="rIddugu0egn_jysxgbf3z373">
         <w:r>
           <w:rPr>
             <w:rStyle w:val="Hyperlink"/>
@@ -1590,7 +1590,7 @@
       <w:r>
         <w:t xml:space="preserve"> — modifié — </w:t>
       </w:r>
-      <w:hyperlink w:history="1" r:id="rIda-sbmvkily2znzvpyjxzu">
+      <w:hyperlink w:history="1" r:id="rIdu-uqdymdxl36rw5r_cwgo">
         <w:r>
           <w:rPr>
             <w:rStyle w:val="Hyperlink"/>
@@ -1619,7 +1619,7 @@
       <w:r>
         <w:t xml:space="preserve"> — créé — </w:t>
       </w:r>
-      <w:hyperlink w:history="1" r:id="rId7b2q6fupiyua0qmykyw0n">
+      <w:hyperlink w:history="1" r:id="rId6na6veemjsc7pyti8vjjj">
         <w:r>
           <w:rPr>
             <w:rStyle w:val="Hyperlink"/>
@@ -1648,7 +1648,7 @@
       <w:r>
         <w:t xml:space="preserve"> — créé — </w:t>
       </w:r>
-      <w:hyperlink w:history="1" r:id="rIdimmwhev60b_ws38097tnv">
+      <w:hyperlink w:history="1" r:id="rId7rnqg0ubi5gaywy_g8q5t">
         <w:r>
           <w:rPr>
             <w:rStyle w:val="Hyperlink"/>
@@ -1677,7 +1677,7 @@
       <w:r>
         <w:t xml:space="preserve"> — créé — </w:t>
       </w:r>
-      <w:hyperlink w:history="1" r:id="rId8ui7rsmfwpd3kz27pooic">
+      <w:hyperlink w:history="1" r:id="rId-da8sjprh-pthwwbgrs0v">
         <w:r>
           <w:rPr>
             <w:rStyle w:val="Hyperlink"/>
@@ -1714,7 +1714,7 @@
       <w:r>
         <w:t xml:space="preserve"> — modifié — </w:t>
       </w:r>
-      <w:hyperlink w:history="1" r:id="rIdquxdk1n7p9tpgtkgkasds">
+      <w:hyperlink w:history="1" r:id="rIdpssqnywb7f7o73mmtbbwc">
         <w:r>
           <w:rPr>
             <w:rStyle w:val="Hyperlink"/>
@@ -1743,7 +1743,7 @@
       <w:r>
         <w:t xml:space="preserve"> — créé — </w:t>
       </w:r>
-      <w:hyperlink w:history="1" r:id="rIdvevxtaxms5oqoybjmcswc">
+      <w:hyperlink w:history="1" r:id="rId1esew5mvim5legw4woppc">
         <w:r>
           <w:rPr>
             <w:rStyle w:val="Hyperlink"/>
@@ -1772,7 +1772,7 @@
       <w:r>
         <w:t xml:space="preserve"> — créé — </w:t>
       </w:r>
-      <w:hyperlink w:history="1" r:id="rIddzin43j5j12ltw79h__iv">
+      <w:hyperlink w:history="1" r:id="rIdaxabfmtgd7dhdtbwmplso">
         <w:r>
           <w:rPr>
             <w:rStyle w:val="Hyperlink"/>
@@ -1801,7 +1801,7 @@
       <w:r>
         <w:t xml:space="preserve"> — créé — </w:t>
       </w:r>
-      <w:hyperlink w:history="1" r:id="rIdacmrww3drbnq64ybyounu">
+      <w:hyperlink w:history="1" r:id="rIdv8jnx2ytdz_x16emsuqrs">
         <w:r>
           <w:rPr>
             <w:rStyle w:val="Hyperlink"/>
@@ -1830,7 +1830,7 @@
       <w:r>
         <w:t xml:space="preserve"> — modifié — </w:t>
       </w:r>
-      <w:hyperlink w:history="1" r:id="rIds46nsa36bnh7o3bozawqm">
+      <w:hyperlink w:history="1" r:id="rIdr7mkmaqzgmacjt7b5l9s8">
         <w:r>
           <w:rPr>
             <w:rStyle w:val="Hyperlink"/>
@@ -1859,7 +1859,7 @@
       <w:r>
         <w:t xml:space="preserve"> — modifié — </w:t>
       </w:r>
-      <w:hyperlink w:history="1" r:id="rIdvruyzd5bh-ulweshzvqpp">
+      <w:hyperlink w:history="1" r:id="rIdkmtx7ga9kn2izylyh6f2r">
         <w:r>
           <w:rPr>
             <w:rStyle w:val="Hyperlink"/>
@@ -1888,7 +1888,7 @@
       <w:r>
         <w:t xml:space="preserve"> — modifié — </w:t>
       </w:r>
-      <w:hyperlink w:history="1" r:id="rId2xok8u7dkeqj9t3lhnmeo">
+      <w:hyperlink w:history="1" r:id="rIdojgqfztawdobxv9fwao_u">
         <w:r>
           <w:rPr>
             <w:rStyle w:val="Hyperlink"/>
@@ -1925,7 +1925,7 @@
       <w:r>
         <w:t xml:space="preserve"> — modifié — </w:t>
       </w:r>
-      <w:hyperlink w:history="1" r:id="rIdz98abj8wldo2oc2mwhcjl">
+      <w:hyperlink w:history="1" r:id="rIdoi7_9lv82rapsvnebtzes">
         <w:r>
           <w:rPr>
             <w:rStyle w:val="Hyperlink"/>
@@ -1954,7 +1954,7 @@
       <w:r>
         <w:t xml:space="preserve"> — modifié — </w:t>
       </w:r>
-      <w:hyperlink w:history="1" r:id="rId0zu32xp-9b71igmett9vl">
+      <w:hyperlink w:history="1" r:id="rIdxuff0bgbylbssvvnsiz-f">
         <w:r>
           <w:rPr>
             <w:rStyle w:val="Hyperlink"/>
@@ -1991,7 +1991,7 @@
       <w:r>
         <w:t xml:space="preserve"> — modifié — </w:t>
       </w:r>
-      <w:hyperlink w:history="1" r:id="rIdfbdrmpw3faa4o-wfy4vgw">
+      <w:hyperlink w:history="1" r:id="rIdegyzima7qoavceqme5xmh">
         <w:r>
           <w:rPr>
             <w:rStyle w:val="Hyperlink"/>
@@ -2028,7 +2028,7 @@
       <w:r>
         <w:t xml:space="preserve"> — modifié — </w:t>
       </w:r>
-      <w:hyperlink w:history="1" r:id="rId2fla2yiilssdvwvwhnna_">
+      <w:hyperlink w:history="1" r:id="rIdsamx6ubqzk7juwbxinxu9">
         <w:r>
           <w:rPr>
             <w:rStyle w:val="Hyperlink"/>

--- a/docs/developpement/phases/word/PHASE_47_CARTE_ABONNE_DANS_APPLE_WALLET_ET_GOOGLE_WALLET.docx
+++ b/docs/developpement/phases/word/PHASE_47_CARTE_ABONNE_DANS_APPLE_WALLET_ET_GOOGLE_WALLET.docx
@@ -20,7 +20,7 @@
       <w:r>
         <w:t xml:space="preserve">FlaiX Expert · dossier de développement · généré le 2026-10-19 depuis le dépôt </w:t>
       </w:r>
-      <w:hyperlink w:history="1" r:id="rId5cre4nhkcmm2d23dkhd-m">
+      <w:hyperlink w:history="1" r:id="rIdxslhwlqh7ea_ixlh7m7dv">
         <w:r>
           <w:rPr>
             <w:rStyle w:val="Hyperlink"/>
@@ -994,7 +994,7 @@
           <w:numId w:val="2"/>
         </w:numPr>
       </w:pPr>
-      <w:hyperlink w:history="1" r:id="rIdibnyapd3uyegi_f9rtxqd">
+      <w:hyperlink w:history="1" r:id="rIdg5h-lfqxcmmnswmtnyqiz">
         <w:r>
           <w:rPr>
             <w:rStyle w:val="Hyperlink"/>
@@ -1014,7 +1014,7 @@
           <w:numId w:val="2"/>
         </w:numPr>
       </w:pPr>
-      <w:hyperlink w:history="1" r:id="rIdmscb-atfx8s1tkyo38fol">
+      <w:hyperlink w:history="1" r:id="rIdnc480fwoeyfz8htvnzlwy">
         <w:r>
           <w:rPr>
             <w:rStyle w:val="Hyperlink"/>
@@ -1034,7 +1034,7 @@
           <w:numId w:val="2"/>
         </w:numPr>
       </w:pPr>
-      <w:hyperlink w:history="1" r:id="rIdqb007hfbq4v3y2nbtodeo">
+      <w:hyperlink w:history="1" r:id="rIddtiezms9v8y3cbqygukw0">
         <w:r>
           <w:rPr>
             <w:rStyle w:val="Hyperlink"/>
@@ -1054,7 +1054,7 @@
           <w:numId w:val="2"/>
         </w:numPr>
       </w:pPr>
-      <w:hyperlink w:history="1" r:id="rIdgsrhp9gjn9asb5mn5pv67">
+      <w:hyperlink w:history="1" r:id="rIdeojkshfb9cncjqtspw7gi">
         <w:r>
           <w:rPr>
             <w:rStyle w:val="Hyperlink"/>
@@ -1102,7 +1102,7 @@
       <w:r>
         <w:t xml:space="preserve"> — créé — </w:t>
       </w:r>
-      <w:hyperlink w:history="1" r:id="rIdkc4wwzirazsltlkxmofas">
+      <w:hyperlink w:history="1" r:id="rIduyzbgww0t8wyas9pdvx96">
         <w:r>
           <w:rPr>
             <w:rStyle w:val="Hyperlink"/>
@@ -1139,7 +1139,7 @@
       <w:r>
         <w:t xml:space="preserve"> — modifié — </w:t>
       </w:r>
-      <w:hyperlink w:history="1" r:id="rIdehfltr5g6gmsx8hqwh-5s">
+      <w:hyperlink w:history="1" r:id="rIdehczxhwbbhkx6xwwv19pm">
         <w:r>
           <w:rPr>
             <w:rStyle w:val="Hyperlink"/>
@@ -1168,7 +1168,7 @@
       <w:r>
         <w:t xml:space="preserve"> — créé — </w:t>
       </w:r>
-      <w:hyperlink w:history="1" r:id="rIdqae4-mr9lpn5b5lur3lhf">
+      <w:hyperlink w:history="1" r:id="rIdjnlak-nlvtfsd8yxggnyu">
         <w:r>
           <w:rPr>
             <w:rStyle w:val="Hyperlink"/>
@@ -1197,7 +1197,7 @@
       <w:r>
         <w:t xml:space="preserve"> — créé — </w:t>
       </w:r>
-      <w:hyperlink w:history="1" r:id="rIdpnjwxqu0kn51fyqxga9pj">
+      <w:hyperlink w:history="1" r:id="rIdgz3kpbi6czcb0xwlm4-2c">
         <w:r>
           <w:rPr>
             <w:rStyle w:val="Hyperlink"/>
@@ -1226,7 +1226,7 @@
       <w:r>
         <w:t xml:space="preserve"> — créé — </w:t>
       </w:r>
-      <w:hyperlink w:history="1" r:id="rId1f1jriqua-9yjyxeudbzp">
+      <w:hyperlink w:history="1" r:id="rIdshy8xz1t_fpjylce6zu4l">
         <w:r>
           <w:rPr>
             <w:rStyle w:val="Hyperlink"/>
@@ -1263,7 +1263,7 @@
       <w:r>
         <w:t xml:space="preserve"> — modifié — </w:t>
       </w:r>
-      <w:hyperlink w:history="1" r:id="rIdp0efjeex-3okwhucqdkes">
+      <w:hyperlink w:history="1" r:id="rIdrc8icmki251kj1vdomapl">
         <w:r>
           <w:rPr>
             <w:rStyle w:val="Hyperlink"/>
@@ -1292,7 +1292,7 @@
       <w:r>
         <w:t xml:space="preserve"> — modifié — </w:t>
       </w:r>
-      <w:hyperlink w:history="1" r:id="rIdkuryxpwfpjrfa4kf3upt8">
+      <w:hyperlink w:history="1" r:id="rId1knthxxqqmmv90qbuhgz1">
         <w:r>
           <w:rPr>
             <w:rStyle w:val="Hyperlink"/>
@@ -1321,7 +1321,7 @@
       <w:r>
         <w:t xml:space="preserve"> — modifié — </w:t>
       </w:r>
-      <w:hyperlink w:history="1" r:id="rIdf50zgsxwz3pqqe4pckcue">
+      <w:hyperlink w:history="1" r:id="rIdewmiubofc-ua55mmjwvww">
         <w:r>
           <w:rPr>
             <w:rStyle w:val="Hyperlink"/>
@@ -1350,7 +1350,7 @@
       <w:r>
         <w:t xml:space="preserve"> — modifié — </w:t>
       </w:r>
-      <w:hyperlink w:history="1" r:id="rIdhmgklug_loyc3xh5d6eng">
+      <w:hyperlink w:history="1" r:id="rIdmi3hc8nukheiuizcqeblz">
         <w:r>
           <w:rPr>
             <w:rStyle w:val="Hyperlink"/>
@@ -1379,7 +1379,7 @@
       <w:r>
         <w:t xml:space="preserve"> — créé — </w:t>
       </w:r>
-      <w:hyperlink w:history="1" r:id="rId3jkvk2ksdalr2u3stjieg">
+      <w:hyperlink w:history="1" r:id="rIdqrm93cuasqqzz4dsrsmta">
         <w:r>
           <w:rPr>
             <w:rStyle w:val="Hyperlink"/>
@@ -1416,7 +1416,7 @@
       <w:r>
         <w:t xml:space="preserve"> — modifié — </w:t>
       </w:r>
-      <w:hyperlink w:history="1" r:id="rIdqnwrflfwsciqup5flcvmf">
+      <w:hyperlink w:history="1" r:id="rIdgcgz0yvaqauseapmdjjks">
         <w:r>
           <w:rPr>
             <w:rStyle w:val="Hyperlink"/>
@@ -1445,7 +1445,7 @@
       <w:r>
         <w:t xml:space="preserve"> — modifié — </w:t>
       </w:r>
-      <w:hyperlink w:history="1" r:id="rIdk-6qgdlt5xicd-rdzkrur">
+      <w:hyperlink w:history="1" r:id="rIdlie4ji7zgmvmo3amqvypq">
         <w:r>
           <w:rPr>
             <w:rStyle w:val="Hyperlink"/>
@@ -1474,7 +1474,7 @@
       <w:r>
         <w:t xml:space="preserve"> — modifié — </w:t>
       </w:r>
-      <w:hyperlink w:history="1" r:id="rIdhbttojeuyckm1aegaxktp">
+      <w:hyperlink w:history="1" r:id="rIdki5hry5n6hkimw4d-kvna">
         <w:r>
           <w:rPr>
             <w:rStyle w:val="Hyperlink"/>
@@ -1503,7 +1503,7 @@
       <w:r>
         <w:t xml:space="preserve"> — modifié — </w:t>
       </w:r>
-      <w:hyperlink w:history="1" r:id="rIdklwoui0o_-0tugxcmedg6">
+      <w:hyperlink w:history="1" r:id="rIdin8etftwt12wjeifa14sa">
         <w:r>
           <w:rPr>
             <w:rStyle w:val="Hyperlink"/>
@@ -1532,7 +1532,7 @@
       <w:r>
         <w:t xml:space="preserve"> — modifié — </w:t>
       </w:r>
-      <w:hyperlink w:history="1" r:id="rIdeshqtbugiygccyebisrwm">
+      <w:hyperlink w:history="1" r:id="rIdbwwvnqocqcdzfhxzjz2mu">
         <w:r>
           <w:rPr>
             <w:rStyle w:val="Hyperlink"/>
@@ -1561,7 +1561,7 @@
       <w:r>
         <w:t xml:space="preserve"> — créé — </w:t>
       </w:r>
-      <w:hyperlink w:history="1" r:id="rIddugu0egn_jysxgbf3z373">
+      <w:hyperlink w:history="1" r:id="rIdpt32mluznlu90a96fq5nm">
         <w:r>
           <w:rPr>
             <w:rStyle w:val="Hyperlink"/>
@@ -1590,7 +1590,7 @@
       <w:r>
         <w:t xml:space="preserve"> — modifié — </w:t>
       </w:r>
-      <w:hyperlink w:history="1" r:id="rIdu-uqdymdxl36rw5r_cwgo">
+      <w:hyperlink w:history="1" r:id="rIde62rr7fp2vnluxfhmxmpc">
         <w:r>
           <w:rPr>
             <w:rStyle w:val="Hyperlink"/>
@@ -1619,7 +1619,7 @@
       <w:r>
         <w:t xml:space="preserve"> — créé — </w:t>
       </w:r>
-      <w:hyperlink w:history="1" r:id="rId6na6veemjsc7pyti8vjjj">
+      <w:hyperlink w:history="1" r:id="rIdw6zuotm44arh7omuxf95p">
         <w:r>
           <w:rPr>
             <w:rStyle w:val="Hyperlink"/>
@@ -1648,7 +1648,7 @@
       <w:r>
         <w:t xml:space="preserve"> — créé — </w:t>
       </w:r>
-      <w:hyperlink w:history="1" r:id="rId7rnqg0ubi5gaywy_g8q5t">
+      <w:hyperlink w:history="1" r:id="rId6zh9pcrnu9osv4ksmgw-t">
         <w:r>
           <w:rPr>
             <w:rStyle w:val="Hyperlink"/>
@@ -1677,7 +1677,7 @@
       <w:r>
         <w:t xml:space="preserve"> — créé — </w:t>
       </w:r>
-      <w:hyperlink w:history="1" r:id="rId-da8sjprh-pthwwbgrs0v">
+      <w:hyperlink w:history="1" r:id="rId-cljyskpadld6mse6htmv">
         <w:r>
           <w:rPr>
             <w:rStyle w:val="Hyperlink"/>
@@ -1714,7 +1714,7 @@
       <w:r>
         <w:t xml:space="preserve"> — modifié — </w:t>
       </w:r>
-      <w:hyperlink w:history="1" r:id="rIdpssqnywb7f7o73mmtbbwc">
+      <w:hyperlink w:history="1" r:id="rIdnvtrew8xkiizneovfhznz">
         <w:r>
           <w:rPr>
             <w:rStyle w:val="Hyperlink"/>
@@ -1743,7 +1743,7 @@
       <w:r>
         <w:t xml:space="preserve"> — créé — </w:t>
       </w:r>
-      <w:hyperlink w:history="1" r:id="rId1esew5mvim5legw4woppc">
+      <w:hyperlink w:history="1" r:id="rIdr8j8seyv4jxk9y2z71ga1">
         <w:r>
           <w:rPr>
             <w:rStyle w:val="Hyperlink"/>
@@ -1772,7 +1772,7 @@
       <w:r>
         <w:t xml:space="preserve"> — créé — </w:t>
       </w:r>
-      <w:hyperlink w:history="1" r:id="rIdaxabfmtgd7dhdtbwmplso">
+      <w:hyperlink w:history="1" r:id="rIdsoizy4cyczdx0k6gd0fbp">
         <w:r>
           <w:rPr>
             <w:rStyle w:val="Hyperlink"/>
@@ -1801,7 +1801,7 @@
       <w:r>
         <w:t xml:space="preserve"> — créé — </w:t>
       </w:r>
-      <w:hyperlink w:history="1" r:id="rIdv8jnx2ytdz_x16emsuqrs">
+      <w:hyperlink w:history="1" r:id="rIdmwvtkwr87n232pfj7nq_f">
         <w:r>
           <w:rPr>
             <w:rStyle w:val="Hyperlink"/>
@@ -1830,7 +1830,7 @@
       <w:r>
         <w:t xml:space="preserve"> — modifié — </w:t>
       </w:r>
-      <w:hyperlink w:history="1" r:id="rIdr7mkmaqzgmacjt7b5l9s8">
+      <w:hyperlink w:history="1" r:id="rIdlricwfazxolrht3keirwt">
         <w:r>
           <w:rPr>
             <w:rStyle w:val="Hyperlink"/>
@@ -1859,7 +1859,7 @@
       <w:r>
         <w:t xml:space="preserve"> — modifié — </w:t>
       </w:r>
-      <w:hyperlink w:history="1" r:id="rIdkmtx7ga9kn2izylyh6f2r">
+      <w:hyperlink w:history="1" r:id="rIdpre5pyqikiueava47a9px">
         <w:r>
           <w:rPr>
             <w:rStyle w:val="Hyperlink"/>
@@ -1888,7 +1888,7 @@
       <w:r>
         <w:t xml:space="preserve"> — modifié — </w:t>
       </w:r>
-      <w:hyperlink w:history="1" r:id="rIdojgqfztawdobxv9fwao_u">
+      <w:hyperlink w:history="1" r:id="rIdsuiomshsgzpg53a9xfy6z">
         <w:r>
           <w:rPr>
             <w:rStyle w:val="Hyperlink"/>
@@ -1925,7 +1925,7 @@
       <w:r>
         <w:t xml:space="preserve"> — modifié — </w:t>
       </w:r>
-      <w:hyperlink w:history="1" r:id="rIdoi7_9lv82rapsvnebtzes">
+      <w:hyperlink w:history="1" r:id="rIdddz_vswhe3muwgqs9eppi">
         <w:r>
           <w:rPr>
             <w:rStyle w:val="Hyperlink"/>
@@ -1954,7 +1954,7 @@
       <w:r>
         <w:t xml:space="preserve"> — modifié — </w:t>
       </w:r>
-      <w:hyperlink w:history="1" r:id="rIdxuff0bgbylbssvvnsiz-f">
+      <w:hyperlink w:history="1" r:id="rIdidrm2mpjxou7qdnelefq5">
         <w:r>
           <w:rPr>
             <w:rStyle w:val="Hyperlink"/>
@@ -1991,7 +1991,7 @@
       <w:r>
         <w:t xml:space="preserve"> — modifié — </w:t>
       </w:r>
-      <w:hyperlink w:history="1" r:id="rIdegyzima7qoavceqme5xmh">
+      <w:hyperlink w:history="1" r:id="rIdl4ankfme575au3asvf6rc">
         <w:r>
           <w:rPr>
             <w:rStyle w:val="Hyperlink"/>
@@ -2028,7 +2028,7 @@
       <w:r>
         <w:t xml:space="preserve"> — modifié — </w:t>
       </w:r>
-      <w:hyperlink w:history="1" r:id="rIdsamx6ubqzk7juwbxinxu9">
+      <w:hyperlink w:history="1" r:id="rIdj2byapqsqxxwjo6kbxgkd">
         <w:r>
           <w:rPr>
             <w:rStyle w:val="Hyperlink"/>

--- a/docs/developpement/phases/word/PHASE_47_CARTE_ABONNE_DANS_APPLE_WALLET_ET_GOOGLE_WALLET.docx
+++ b/docs/developpement/phases/word/PHASE_47_CARTE_ABONNE_DANS_APPLE_WALLET_ET_GOOGLE_WALLET.docx
@@ -20,7 +20,7 @@
       <w:r>
         <w:t xml:space="preserve">FlaiX Expert · dossier de développement · généré le 2026-10-19 depuis le dépôt </w:t>
       </w:r>
-      <w:hyperlink w:history="1" r:id="rIdxslhwlqh7ea_ixlh7m7dv">
+      <w:hyperlink w:history="1" r:id="rIdkvlpwkusdoaxrj9bepith">
         <w:r>
           <w:rPr>
             <w:rStyle w:val="Hyperlink"/>
@@ -994,7 +994,7 @@
           <w:numId w:val="2"/>
         </w:numPr>
       </w:pPr>
-      <w:hyperlink w:history="1" r:id="rIdg5h-lfqxcmmnswmtnyqiz">
+      <w:hyperlink w:history="1" r:id="rIdo-t7s5cpsduz4wbgcsgem">
         <w:r>
           <w:rPr>
             <w:rStyle w:val="Hyperlink"/>
@@ -1014,7 +1014,7 @@
           <w:numId w:val="2"/>
         </w:numPr>
       </w:pPr>
-      <w:hyperlink w:history="1" r:id="rIdnc480fwoeyfz8htvnzlwy">
+      <w:hyperlink w:history="1" r:id="rIdtu7l03haoyznhilr6nid3">
         <w:r>
           <w:rPr>
             <w:rStyle w:val="Hyperlink"/>
@@ -1034,7 +1034,7 @@
           <w:numId w:val="2"/>
         </w:numPr>
       </w:pPr>
-      <w:hyperlink w:history="1" r:id="rIddtiezms9v8y3cbqygukw0">
+      <w:hyperlink w:history="1" r:id="rIdue_uwkihuexoratosa3-s">
         <w:r>
           <w:rPr>
             <w:rStyle w:val="Hyperlink"/>
@@ -1054,7 +1054,7 @@
           <w:numId w:val="2"/>
         </w:numPr>
       </w:pPr>
-      <w:hyperlink w:history="1" r:id="rIdeojkshfb9cncjqtspw7gi">
+      <w:hyperlink w:history="1" r:id="rIdgvhlgq2zoiwtguuorvgxb">
         <w:r>
           <w:rPr>
             <w:rStyle w:val="Hyperlink"/>
@@ -1102,7 +1102,7 @@
       <w:r>
         <w:t xml:space="preserve"> — créé — </w:t>
       </w:r>
-      <w:hyperlink w:history="1" r:id="rIduyzbgww0t8wyas9pdvx96">
+      <w:hyperlink w:history="1" r:id="rIdgcawlyspl-trdx-dbcjxa">
         <w:r>
           <w:rPr>
             <w:rStyle w:val="Hyperlink"/>
@@ -1139,7 +1139,7 @@
       <w:r>
         <w:t xml:space="preserve"> — modifié — </w:t>
       </w:r>
-      <w:hyperlink w:history="1" r:id="rIdehczxhwbbhkx6xwwv19pm">
+      <w:hyperlink w:history="1" r:id="rIdipxiem0z9ckqa8znwgala">
         <w:r>
           <w:rPr>
             <w:rStyle w:val="Hyperlink"/>
@@ -1168,7 +1168,7 @@
       <w:r>
         <w:t xml:space="preserve"> — créé — </w:t>
       </w:r>
-      <w:hyperlink w:history="1" r:id="rIdjnlak-nlvtfsd8yxggnyu">
+      <w:hyperlink w:history="1" r:id="rId4uztmhi3gjxbnn9xcqnme">
         <w:r>
           <w:rPr>
             <w:rStyle w:val="Hyperlink"/>
@@ -1197,7 +1197,7 @@
       <w:r>
         <w:t xml:space="preserve"> — créé — </w:t>
       </w:r>
-      <w:hyperlink w:history="1" r:id="rIdgz3kpbi6czcb0xwlm4-2c">
+      <w:hyperlink w:history="1" r:id="rIde_zxw3pbsekhyemsfvseu">
         <w:r>
           <w:rPr>
             <w:rStyle w:val="Hyperlink"/>
@@ -1226,7 +1226,7 @@
       <w:r>
         <w:t xml:space="preserve"> — créé — </w:t>
       </w:r>
-      <w:hyperlink w:history="1" r:id="rIdshy8xz1t_fpjylce6zu4l">
+      <w:hyperlink w:history="1" r:id="rIdau7irnc-0eanwzzypximu">
         <w:r>
           <w:rPr>
             <w:rStyle w:val="Hyperlink"/>
@@ -1263,7 +1263,7 @@
       <w:r>
         <w:t xml:space="preserve"> — modifié — </w:t>
       </w:r>
-      <w:hyperlink w:history="1" r:id="rIdrc8icmki251kj1vdomapl">
+      <w:hyperlink w:history="1" r:id="rId2065lwiv_unlqqzdblbtr">
         <w:r>
           <w:rPr>
             <w:rStyle w:val="Hyperlink"/>
@@ -1292,7 +1292,7 @@
       <w:r>
         <w:t xml:space="preserve"> — modifié — </w:t>
       </w:r>
-      <w:hyperlink w:history="1" r:id="rId1knthxxqqmmv90qbuhgz1">
+      <w:hyperlink w:history="1" r:id="rIdnd2gjjdp8gueip_9g_nmb">
         <w:r>
           <w:rPr>
             <w:rStyle w:val="Hyperlink"/>
@@ -1321,7 +1321,7 @@
       <w:r>
         <w:t xml:space="preserve"> — modifié — </w:t>
       </w:r>
-      <w:hyperlink w:history="1" r:id="rIdewmiubofc-ua55mmjwvww">
+      <w:hyperlink w:history="1" r:id="rIdvyhvu5qbhdecxlvs6fpsv">
         <w:r>
           <w:rPr>
             <w:rStyle w:val="Hyperlink"/>
@@ -1350,7 +1350,7 @@
       <w:r>
         <w:t xml:space="preserve"> — modifié — </w:t>
       </w:r>
-      <w:hyperlink w:history="1" r:id="rIdmi3hc8nukheiuizcqeblz">
+      <w:hyperlink w:history="1" r:id="rIdcfhn8fy44k55iaaazoqqv">
         <w:r>
           <w:rPr>
             <w:rStyle w:val="Hyperlink"/>
@@ -1379,7 +1379,7 @@
       <w:r>
         <w:t xml:space="preserve"> — créé — </w:t>
       </w:r>
-      <w:hyperlink w:history="1" r:id="rIdqrm93cuasqqzz4dsrsmta">
+      <w:hyperlink w:history="1" r:id="rIdupkjeaijvckfxqju2o83a">
         <w:r>
           <w:rPr>
             <w:rStyle w:val="Hyperlink"/>
@@ -1416,7 +1416,7 @@
       <w:r>
         <w:t xml:space="preserve"> — modifié — </w:t>
       </w:r>
-      <w:hyperlink w:history="1" r:id="rIdgcgz0yvaqauseapmdjjks">
+      <w:hyperlink w:history="1" r:id="rIdzv8xy2lk4jf_v0j4wsnmy">
         <w:r>
           <w:rPr>
             <w:rStyle w:val="Hyperlink"/>
@@ -1445,7 +1445,7 @@
       <w:r>
         <w:t xml:space="preserve"> — modifié — </w:t>
       </w:r>
-      <w:hyperlink w:history="1" r:id="rIdlie4ji7zgmvmo3amqvypq">
+      <w:hyperlink w:history="1" r:id="rIdxdvqakkbeinqlijdpqobi">
         <w:r>
           <w:rPr>
             <w:rStyle w:val="Hyperlink"/>
@@ -1474,7 +1474,7 @@
       <w:r>
         <w:t xml:space="preserve"> — modifié — </w:t>
       </w:r>
-      <w:hyperlink w:history="1" r:id="rIdki5hry5n6hkimw4d-kvna">
+      <w:hyperlink w:history="1" r:id="rIdxpx6hk-_ipj5i_beaqqhr">
         <w:r>
           <w:rPr>
             <w:rStyle w:val="Hyperlink"/>
@@ -1503,7 +1503,7 @@
       <w:r>
         <w:t xml:space="preserve"> — modifié — </w:t>
       </w:r>
-      <w:hyperlink w:history="1" r:id="rIdin8etftwt12wjeifa14sa">
+      <w:hyperlink w:history="1" r:id="rIdu5kct_g74ojuxmpwe1qev">
         <w:r>
           <w:rPr>
             <w:rStyle w:val="Hyperlink"/>
@@ -1532,7 +1532,7 @@
       <w:r>
         <w:t xml:space="preserve"> — modifié — </w:t>
       </w:r>
-      <w:hyperlink w:history="1" r:id="rIdbwwvnqocqcdzfhxzjz2mu">
+      <w:hyperlink w:history="1" r:id="rIduoc2_v9lbuignhjam5wtt">
         <w:r>
           <w:rPr>
             <w:rStyle w:val="Hyperlink"/>
@@ -1561,7 +1561,7 @@
       <w:r>
         <w:t xml:space="preserve"> — créé — </w:t>
       </w:r>
-      <w:hyperlink w:history="1" r:id="rIdpt32mluznlu90a96fq5nm">
+      <w:hyperlink w:history="1" r:id="rIdinzv9-sj9shtyniseda7v">
         <w:r>
           <w:rPr>
             <w:rStyle w:val="Hyperlink"/>
@@ -1590,7 +1590,7 @@
       <w:r>
         <w:t xml:space="preserve"> — modifié — </w:t>
       </w:r>
-      <w:hyperlink w:history="1" r:id="rIde62rr7fp2vnluxfhmxmpc">
+      <w:hyperlink w:history="1" r:id="rId3ihszkinqggpx-jl6vcyt">
         <w:r>
           <w:rPr>
             <w:rStyle w:val="Hyperlink"/>
@@ -1619,7 +1619,7 @@
       <w:r>
         <w:t xml:space="preserve"> — créé — </w:t>
       </w:r>
-      <w:hyperlink w:history="1" r:id="rIdw6zuotm44arh7omuxf95p">
+      <w:hyperlink w:history="1" r:id="rIdvcmrdyf8dty2dzw2vdcgi">
         <w:r>
           <w:rPr>
             <w:rStyle w:val="Hyperlink"/>
@@ -1648,7 +1648,7 @@
       <w:r>
         <w:t xml:space="preserve"> — créé — </w:t>
       </w:r>
-      <w:hyperlink w:history="1" r:id="rId6zh9pcrnu9osv4ksmgw-t">
+      <w:hyperlink w:history="1" r:id="rIdqca0tqmaet0oaevscv0ol">
         <w:r>
           <w:rPr>
             <w:rStyle w:val="Hyperlink"/>
@@ -1677,7 +1677,7 @@
       <w:r>
         <w:t xml:space="preserve"> — créé — </w:t>
       </w:r>
-      <w:hyperlink w:history="1" r:id="rId-cljyskpadld6mse6htmv">
+      <w:hyperlink w:history="1" r:id="rIdhegvdklo8ako9mofbphae">
         <w:r>
           <w:rPr>
             <w:rStyle w:val="Hyperlink"/>
@@ -1714,7 +1714,7 @@
       <w:r>
         <w:t xml:space="preserve"> — modifié — </w:t>
       </w:r>
-      <w:hyperlink w:history="1" r:id="rIdnvtrew8xkiizneovfhznz">
+      <w:hyperlink w:history="1" r:id="rIdsrtdjgprplzvcphwuayfe">
         <w:r>
           <w:rPr>
             <w:rStyle w:val="Hyperlink"/>
@@ -1743,7 +1743,7 @@
       <w:r>
         <w:t xml:space="preserve"> — créé — </w:t>
       </w:r>
-      <w:hyperlink w:history="1" r:id="rIdr8j8seyv4jxk9y2z71ga1">
+      <w:hyperlink w:history="1" r:id="rIda92hbtmt823zreksftbvk">
         <w:r>
           <w:rPr>
             <w:rStyle w:val="Hyperlink"/>
@@ -1772,7 +1772,7 @@
       <w:r>
         <w:t xml:space="preserve"> — créé — </w:t>
       </w:r>
-      <w:hyperlink w:history="1" r:id="rIdsoizy4cyczdx0k6gd0fbp">
+      <w:hyperlink w:history="1" r:id="rIdcxep-ov9kgnswrkfacrde">
         <w:r>
           <w:rPr>
             <w:rStyle w:val="Hyperlink"/>
@@ -1801,7 +1801,7 @@
       <w:r>
         <w:t xml:space="preserve"> — créé — </w:t>
       </w:r>
-      <w:hyperlink w:history="1" r:id="rIdmwvtkwr87n232pfj7nq_f">
+      <w:hyperlink w:history="1" r:id="rIdqlqkzzkg157xt9_mx9y84">
         <w:r>
           <w:rPr>
             <w:rStyle w:val="Hyperlink"/>
@@ -1830,7 +1830,7 @@
       <w:r>
         <w:t xml:space="preserve"> — modifié — </w:t>
       </w:r>
-      <w:hyperlink w:history="1" r:id="rIdlricwfazxolrht3keirwt">
+      <w:hyperlink w:history="1" r:id="rIdtcwqbvku3ocvt1d9gb312">
         <w:r>
           <w:rPr>
             <w:rStyle w:val="Hyperlink"/>
@@ -1859,7 +1859,7 @@
       <w:r>
         <w:t xml:space="preserve"> — modifié — </w:t>
       </w:r>
-      <w:hyperlink w:history="1" r:id="rIdpre5pyqikiueava47a9px">
+      <w:hyperlink w:history="1" r:id="rIdbnkrfkv0hlzdmjkbcm-u2">
         <w:r>
           <w:rPr>
             <w:rStyle w:val="Hyperlink"/>
@@ -1888,7 +1888,7 @@
       <w:r>
         <w:t xml:space="preserve"> — modifié — </w:t>
       </w:r>
-      <w:hyperlink w:history="1" r:id="rIdsuiomshsgzpg53a9xfy6z">
+      <w:hyperlink w:history="1" r:id="rIdpr6bo8g8ch4fvorl0xmiw">
         <w:r>
           <w:rPr>
             <w:rStyle w:val="Hyperlink"/>
@@ -1925,7 +1925,7 @@
       <w:r>
         <w:t xml:space="preserve"> — modifié — </w:t>
       </w:r>
-      <w:hyperlink w:history="1" r:id="rIdddz_vswhe3muwgqs9eppi">
+      <w:hyperlink w:history="1" r:id="rIdhk8cfz_v4jrvgtaw6dol4">
         <w:r>
           <w:rPr>
             <w:rStyle w:val="Hyperlink"/>
@@ -1954,7 +1954,7 @@
       <w:r>
         <w:t xml:space="preserve"> — modifié — </w:t>
       </w:r>
-      <w:hyperlink w:history="1" r:id="rIdidrm2mpjxou7qdnelefq5">
+      <w:hyperlink w:history="1" r:id="rIdchcbnlnce9a7oxsip2zjv">
         <w:r>
           <w:rPr>
             <w:rStyle w:val="Hyperlink"/>
@@ -1991,7 +1991,7 @@
       <w:r>
         <w:t xml:space="preserve"> — modifié — </w:t>
       </w:r>
-      <w:hyperlink w:history="1" r:id="rIdl4ankfme575au3asvf6rc">
+      <w:hyperlink w:history="1" r:id="rId98c24c8k1cr6ubhdaiw9_">
         <w:r>
           <w:rPr>
             <w:rStyle w:val="Hyperlink"/>
@@ -2028,7 +2028,7 @@
       <w:r>
         <w:t xml:space="preserve"> — modifié — </w:t>
       </w:r>
-      <w:hyperlink w:history="1" r:id="rIdj2byapqsqxxwjo6kbxgkd">
+      <w:hyperlink w:history="1" r:id="rId0ywa0vifw9gpwinapgzwr">
         <w:r>
           <w:rPr>
             <w:rStyle w:val="Hyperlink"/>

--- a/docs/developpement/phases/word/PHASE_47_CARTE_ABONNE_DANS_APPLE_WALLET_ET_GOOGLE_WALLET.docx
+++ b/docs/developpement/phases/word/PHASE_47_CARTE_ABONNE_DANS_APPLE_WALLET_ET_GOOGLE_WALLET.docx
@@ -20,7 +20,7 @@
       <w:r>
         <w:t xml:space="preserve">FlaiX Expert · dossier de développement · généré le 2026-10-19 depuis le dépôt </w:t>
       </w:r>
-      <w:hyperlink w:history="1" r:id="rIdkvlpwkusdoaxrj9bepith">
+      <w:hyperlink w:history="1" r:id="rIduvypq4tdftazgtecadsdz">
         <w:r>
           <w:rPr>
             <w:rStyle w:val="Hyperlink"/>
@@ -994,7 +994,7 @@
           <w:numId w:val="2"/>
         </w:numPr>
       </w:pPr>
-      <w:hyperlink w:history="1" r:id="rIdo-t7s5cpsduz4wbgcsgem">
+      <w:hyperlink w:history="1" r:id="rIdb-vx9zihqpwqmrv7yqwey">
         <w:r>
           <w:rPr>
             <w:rStyle w:val="Hyperlink"/>
@@ -1014,7 +1014,7 @@
           <w:numId w:val="2"/>
         </w:numPr>
       </w:pPr>
-      <w:hyperlink w:history="1" r:id="rIdtu7l03haoyznhilr6nid3">
+      <w:hyperlink w:history="1" r:id="rIdk-jcbqjgwp_w4_nmsem1y">
         <w:r>
           <w:rPr>
             <w:rStyle w:val="Hyperlink"/>
@@ -1034,7 +1034,7 @@
           <w:numId w:val="2"/>
         </w:numPr>
       </w:pPr>
-      <w:hyperlink w:history="1" r:id="rIdue_uwkihuexoratosa3-s">
+      <w:hyperlink w:history="1" r:id="rId9rpgan6f_kl4g1qaaboeq">
         <w:r>
           <w:rPr>
             <w:rStyle w:val="Hyperlink"/>
@@ -1054,7 +1054,7 @@
           <w:numId w:val="2"/>
         </w:numPr>
       </w:pPr>
-      <w:hyperlink w:history="1" r:id="rIdgvhlgq2zoiwtguuorvgxb">
+      <w:hyperlink w:history="1" r:id="rIdvpmz7l4wfjtzkxoal6vuq">
         <w:r>
           <w:rPr>
             <w:rStyle w:val="Hyperlink"/>
@@ -1102,7 +1102,7 @@
       <w:r>
         <w:t xml:space="preserve"> — créé — </w:t>
       </w:r>
-      <w:hyperlink w:history="1" r:id="rIdgcawlyspl-trdx-dbcjxa">
+      <w:hyperlink w:history="1" r:id="rIdtlekxbxajwizy7xkxfnz8">
         <w:r>
           <w:rPr>
             <w:rStyle w:val="Hyperlink"/>
@@ -1139,7 +1139,7 @@
       <w:r>
         <w:t xml:space="preserve"> — modifié — </w:t>
       </w:r>
-      <w:hyperlink w:history="1" r:id="rIdipxiem0z9ckqa8znwgala">
+      <w:hyperlink w:history="1" r:id="rIdold9ofmk0cqyhi8dlrcgm">
         <w:r>
           <w:rPr>
             <w:rStyle w:val="Hyperlink"/>
@@ -1168,7 +1168,7 @@
       <w:r>
         <w:t xml:space="preserve"> — créé — </w:t>
       </w:r>
-      <w:hyperlink w:history="1" r:id="rId4uztmhi3gjxbnn9xcqnme">
+      <w:hyperlink w:history="1" r:id="rIdx4nuw-hgcignc-u5rbfzf">
         <w:r>
           <w:rPr>
             <w:rStyle w:val="Hyperlink"/>
@@ -1197,7 +1197,7 @@
       <w:r>
         <w:t xml:space="preserve"> — créé — </w:t>
       </w:r>
-      <w:hyperlink w:history="1" r:id="rIde_zxw3pbsekhyemsfvseu">
+      <w:hyperlink w:history="1" r:id="rIdo3ohlepiydutlyokmouve">
         <w:r>
           <w:rPr>
             <w:rStyle w:val="Hyperlink"/>
@@ -1226,7 +1226,7 @@
       <w:r>
         <w:t xml:space="preserve"> — créé — </w:t>
       </w:r>
-      <w:hyperlink w:history="1" r:id="rIdau7irnc-0eanwzzypximu">
+      <w:hyperlink w:history="1" r:id="rIdtme5mc66ihzlwxmrwy30c">
         <w:r>
           <w:rPr>
             <w:rStyle w:val="Hyperlink"/>
@@ -1263,7 +1263,7 @@
       <w:r>
         <w:t xml:space="preserve"> — modifié — </w:t>
       </w:r>
-      <w:hyperlink w:history="1" r:id="rId2065lwiv_unlqqzdblbtr">
+      <w:hyperlink w:history="1" r:id="rIdttrxpz0nisqi0rvyaexgh">
         <w:r>
           <w:rPr>
             <w:rStyle w:val="Hyperlink"/>
@@ -1292,7 +1292,7 @@
       <w:r>
         <w:t xml:space="preserve"> — modifié — </w:t>
       </w:r>
-      <w:hyperlink w:history="1" r:id="rIdnd2gjjdp8gueip_9g_nmb">
+      <w:hyperlink w:history="1" r:id="rIdv32ebj0hydx2lbgygef_o">
         <w:r>
           <w:rPr>
             <w:rStyle w:val="Hyperlink"/>
@@ -1321,7 +1321,7 @@
       <w:r>
         <w:t xml:space="preserve"> — modifié — </w:t>
       </w:r>
-      <w:hyperlink w:history="1" r:id="rIdvyhvu5qbhdecxlvs6fpsv">
+      <w:hyperlink w:history="1" r:id="rIdb5incvguik79dt-r58mc5">
         <w:r>
           <w:rPr>
             <w:rStyle w:val="Hyperlink"/>
@@ -1350,7 +1350,7 @@
       <w:r>
         <w:t xml:space="preserve"> — modifié — </w:t>
       </w:r>
-      <w:hyperlink w:history="1" r:id="rIdcfhn8fy44k55iaaazoqqv">
+      <w:hyperlink w:history="1" r:id="rIda5lo4tow1jyxxlivqybhk">
         <w:r>
           <w:rPr>
             <w:rStyle w:val="Hyperlink"/>
@@ -1379,7 +1379,7 @@
       <w:r>
         <w:t xml:space="preserve"> — créé — </w:t>
       </w:r>
-      <w:hyperlink w:history="1" r:id="rIdupkjeaijvckfxqju2o83a">
+      <w:hyperlink w:history="1" r:id="rId9uhs-qqelq1qbrzovofmq">
         <w:r>
           <w:rPr>
             <w:rStyle w:val="Hyperlink"/>
@@ -1416,7 +1416,7 @@
       <w:r>
         <w:t xml:space="preserve"> — modifié — </w:t>
       </w:r>
-      <w:hyperlink w:history="1" r:id="rIdzv8xy2lk4jf_v0j4wsnmy">
+      <w:hyperlink w:history="1" r:id="rId4juxvnns0fmtwqadclspv">
         <w:r>
           <w:rPr>
             <w:rStyle w:val="Hyperlink"/>
@@ -1445,7 +1445,7 @@
       <w:r>
         <w:t xml:space="preserve"> — modifié — </w:t>
       </w:r>
-      <w:hyperlink w:history="1" r:id="rIdxdvqakkbeinqlijdpqobi">
+      <w:hyperlink w:history="1" r:id="rIdd4ifqzvefg9e4vjbxxkhc">
         <w:r>
           <w:rPr>
             <w:rStyle w:val="Hyperlink"/>
@@ -1474,7 +1474,7 @@
       <w:r>
         <w:t xml:space="preserve"> — modifié — </w:t>
       </w:r>
-      <w:hyperlink w:history="1" r:id="rIdxpx6hk-_ipj5i_beaqqhr">
+      <w:hyperlink w:history="1" r:id="rId7gyy_frky8azb4gkojoov">
         <w:r>
           <w:rPr>
             <w:rStyle w:val="Hyperlink"/>
@@ -1503,7 +1503,7 @@
       <w:r>
         <w:t xml:space="preserve"> — modifié — </w:t>
       </w:r>
-      <w:hyperlink w:history="1" r:id="rIdu5kct_g74ojuxmpwe1qev">
+      <w:hyperlink w:history="1" r:id="rIdl5kontqivm6rz1-m_bhar">
         <w:r>
           <w:rPr>
             <w:rStyle w:val="Hyperlink"/>
@@ -1532,7 +1532,7 @@
       <w:r>
         <w:t xml:space="preserve"> — modifié — </w:t>
       </w:r>
-      <w:hyperlink w:history="1" r:id="rIduoc2_v9lbuignhjam5wtt">
+      <w:hyperlink w:history="1" r:id="rId1sp-wmaas_wqucb3j276x">
         <w:r>
           <w:rPr>
             <w:rStyle w:val="Hyperlink"/>
@@ -1561,7 +1561,7 @@
       <w:r>
         <w:t xml:space="preserve"> — créé — </w:t>
       </w:r>
-      <w:hyperlink w:history="1" r:id="rIdinzv9-sj9shtyniseda7v">
+      <w:hyperlink w:history="1" r:id="rIdw1c65242_kxqm7hqoggha">
         <w:r>
           <w:rPr>
             <w:rStyle w:val="Hyperlink"/>
@@ -1590,7 +1590,7 @@
       <w:r>
         <w:t xml:space="preserve"> — modifié — </w:t>
       </w:r>
-      <w:hyperlink w:history="1" r:id="rId3ihszkinqggpx-jl6vcyt">
+      <w:hyperlink w:history="1" r:id="rIdtpiujr7ogzlkklge6znj_">
         <w:r>
           <w:rPr>
             <w:rStyle w:val="Hyperlink"/>
@@ -1619,7 +1619,7 @@
       <w:r>
         <w:t xml:space="preserve"> — créé — </w:t>
       </w:r>
-      <w:hyperlink w:history="1" r:id="rIdvcmrdyf8dty2dzw2vdcgi">
+      <w:hyperlink w:history="1" r:id="rIdlbzcze3b0du1zcm0lwmrj">
         <w:r>
           <w:rPr>
             <w:rStyle w:val="Hyperlink"/>
@@ -1648,7 +1648,7 @@
       <w:r>
         <w:t xml:space="preserve"> — créé — </w:t>
       </w:r>
-      <w:hyperlink w:history="1" r:id="rIdqca0tqmaet0oaevscv0ol">
+      <w:hyperlink w:history="1" r:id="rIdxzhbcofjj3yrnbnuaiuts">
         <w:r>
           <w:rPr>
             <w:rStyle w:val="Hyperlink"/>
@@ -1677,7 +1677,7 @@
       <w:r>
         <w:t xml:space="preserve"> — créé — </w:t>
       </w:r>
-      <w:hyperlink w:history="1" r:id="rIdhegvdklo8ako9mofbphae">
+      <w:hyperlink w:history="1" r:id="rIdttz6p4l31p06kkqhfolum">
         <w:r>
           <w:rPr>
             <w:rStyle w:val="Hyperlink"/>
@@ -1714,7 +1714,7 @@
       <w:r>
         <w:t xml:space="preserve"> — modifié — </w:t>
       </w:r>
-      <w:hyperlink w:history="1" r:id="rIdsrtdjgprplzvcphwuayfe">
+      <w:hyperlink w:history="1" r:id="rIdqcrmbglth4kldfrikwr-2">
         <w:r>
           <w:rPr>
             <w:rStyle w:val="Hyperlink"/>
@@ -1743,7 +1743,7 @@
       <w:r>
         <w:t xml:space="preserve"> — créé — </w:t>
       </w:r>
-      <w:hyperlink w:history="1" r:id="rIda92hbtmt823zreksftbvk">
+      <w:hyperlink w:history="1" r:id="rId8qafjbd_fqmwd2jww63zg">
         <w:r>
           <w:rPr>
             <w:rStyle w:val="Hyperlink"/>
@@ -1772,7 +1772,7 @@
       <w:r>
         <w:t xml:space="preserve"> — créé — </w:t>
       </w:r>
-      <w:hyperlink w:history="1" r:id="rIdcxep-ov9kgnswrkfacrde">
+      <w:hyperlink w:history="1" r:id="rId5cxbaj8sos_htii7teyns">
         <w:r>
           <w:rPr>
             <w:rStyle w:val="Hyperlink"/>
@@ -1801,7 +1801,7 @@
       <w:r>
         <w:t xml:space="preserve"> — créé — </w:t>
       </w:r>
-      <w:hyperlink w:history="1" r:id="rIdqlqkzzkg157xt9_mx9y84">
+      <w:hyperlink w:history="1" r:id="rIdgvoh9avuwbsnlygumbtwa">
         <w:r>
           <w:rPr>
             <w:rStyle w:val="Hyperlink"/>
@@ -1830,7 +1830,7 @@
       <w:r>
         <w:t xml:space="preserve"> — modifié — </w:t>
       </w:r>
-      <w:hyperlink w:history="1" r:id="rIdtcwqbvku3ocvt1d9gb312">
+      <w:hyperlink w:history="1" r:id="rIdxlpwlahlzuuszajm5oshc">
         <w:r>
           <w:rPr>
             <w:rStyle w:val="Hyperlink"/>
@@ -1859,7 +1859,7 @@
       <w:r>
         <w:t xml:space="preserve"> — modifié — </w:t>
       </w:r>
-      <w:hyperlink w:history="1" r:id="rIdbnkrfkv0hlzdmjkbcm-u2">
+      <w:hyperlink w:history="1" r:id="rIdjgil2s89z5npuqmkgugns">
         <w:r>
           <w:rPr>
             <w:rStyle w:val="Hyperlink"/>
@@ -1888,7 +1888,7 @@
       <w:r>
         <w:t xml:space="preserve"> — modifié — </w:t>
       </w:r>
-      <w:hyperlink w:history="1" r:id="rIdpr6bo8g8ch4fvorl0xmiw">
+      <w:hyperlink w:history="1" r:id="rIdpz5mpzk960wnuqjlppva9">
         <w:r>
           <w:rPr>
             <w:rStyle w:val="Hyperlink"/>
@@ -1925,7 +1925,7 @@
       <w:r>
         <w:t xml:space="preserve"> — modifié — </w:t>
       </w:r>
-      <w:hyperlink w:history="1" r:id="rIdhk8cfz_v4jrvgtaw6dol4">
+      <w:hyperlink w:history="1" r:id="rIdmvfiyax-shhylxgl6f9zp">
         <w:r>
           <w:rPr>
             <w:rStyle w:val="Hyperlink"/>
@@ -1954,7 +1954,7 @@
       <w:r>
         <w:t xml:space="preserve"> — modifié — </w:t>
       </w:r>
-      <w:hyperlink w:history="1" r:id="rIdchcbnlnce9a7oxsip2zjv">
+      <w:hyperlink w:history="1" r:id="rIdh1mxl8rzihzx3enqvtfj0">
         <w:r>
           <w:rPr>
             <w:rStyle w:val="Hyperlink"/>
@@ -1991,7 +1991,7 @@
       <w:r>
         <w:t xml:space="preserve"> — modifié — </w:t>
       </w:r>
-      <w:hyperlink w:history="1" r:id="rId98c24c8k1cr6ubhdaiw9_">
+      <w:hyperlink w:history="1" r:id="rIdnj2prfyolfr8yxidpir-p">
         <w:r>
           <w:rPr>
             <w:rStyle w:val="Hyperlink"/>
@@ -2028,7 +2028,7 @@
       <w:r>
         <w:t xml:space="preserve"> — modifié — </w:t>
       </w:r>
-      <w:hyperlink w:history="1" r:id="rId0ywa0vifw9gpwinapgzwr">
+      <w:hyperlink w:history="1" r:id="rIddffxoidlbuojor_nfsl8z">
         <w:r>
           <w:rPr>
             <w:rStyle w:val="Hyperlink"/>

--- a/docs/developpement/phases/word/PHASE_47_CARTE_ABONNE_DANS_APPLE_WALLET_ET_GOOGLE_WALLET.docx
+++ b/docs/developpement/phases/word/PHASE_47_CARTE_ABONNE_DANS_APPLE_WALLET_ET_GOOGLE_WALLET.docx
@@ -18,9 +18,9 @@
         <w:shd w:fill="F6F3FF" w:color="auto" w:val="clear"/>
       </w:pPr>
       <w:r>
-        <w:t xml:space="preserve">FlaiX Expert · dossier de développement · généré le 2026-10-19 depuis le dépôt </w:t>
-      </w:r>
-      <w:hyperlink w:history="1" r:id="rIduvypq4tdftazgtecadsdz">
+        <w:t xml:space="preserve">FlaiX Expert · dossier de développement · généré le 2026-10-21 depuis le dépôt </w:t>
+      </w:r>
+      <w:hyperlink w:history="1" r:id="rIduvvut73nrnf8gmdyluhey">
         <w:r>
           <w:rPr>
             <w:rStyle w:val="Hyperlink"/>
@@ -994,7 +994,7 @@
           <w:numId w:val="2"/>
         </w:numPr>
       </w:pPr>
-      <w:hyperlink w:history="1" r:id="rIdb-vx9zihqpwqmrv7yqwey">
+      <w:hyperlink w:history="1" r:id="rIdnpgyxn56yfbwl92uea992">
         <w:r>
           <w:rPr>
             <w:rStyle w:val="Hyperlink"/>
@@ -1014,7 +1014,7 @@
           <w:numId w:val="2"/>
         </w:numPr>
       </w:pPr>
-      <w:hyperlink w:history="1" r:id="rIdk-jcbqjgwp_w4_nmsem1y">
+      <w:hyperlink w:history="1" r:id="rIdcc7g7ksuppk8opk4tatxq">
         <w:r>
           <w:rPr>
             <w:rStyle w:val="Hyperlink"/>
@@ -1034,7 +1034,7 @@
           <w:numId w:val="2"/>
         </w:numPr>
       </w:pPr>
-      <w:hyperlink w:history="1" r:id="rId9rpgan6f_kl4g1qaaboeq">
+      <w:hyperlink w:history="1" r:id="rId-kmr5qsnd8qdbs5zdymh0">
         <w:r>
           <w:rPr>
             <w:rStyle w:val="Hyperlink"/>
@@ -1054,7 +1054,7 @@
           <w:numId w:val="2"/>
         </w:numPr>
       </w:pPr>
-      <w:hyperlink w:history="1" r:id="rIdvpmz7l4wfjtzkxoal6vuq">
+      <w:hyperlink w:history="1" r:id="rId2wrqu6ki_7v2xwtto9eng">
         <w:r>
           <w:rPr>
             <w:rStyle w:val="Hyperlink"/>
@@ -1102,7 +1102,7 @@
       <w:r>
         <w:t xml:space="preserve"> — créé — </w:t>
       </w:r>
-      <w:hyperlink w:history="1" r:id="rIdtlekxbxajwizy7xkxfnz8">
+      <w:hyperlink w:history="1" r:id="rIdtjdat4vvc_016yb5gg2k-">
         <w:r>
           <w:rPr>
             <w:rStyle w:val="Hyperlink"/>
@@ -1139,7 +1139,7 @@
       <w:r>
         <w:t xml:space="preserve"> — modifié — </w:t>
       </w:r>
-      <w:hyperlink w:history="1" r:id="rIdold9ofmk0cqyhi8dlrcgm">
+      <w:hyperlink w:history="1" r:id="rIdur5lo584iifbilpyfsna9">
         <w:r>
           <w:rPr>
             <w:rStyle w:val="Hyperlink"/>
@@ -1168,7 +1168,7 @@
       <w:r>
         <w:t xml:space="preserve"> — créé — </w:t>
       </w:r>
-      <w:hyperlink w:history="1" r:id="rIdx4nuw-hgcignc-u5rbfzf">
+      <w:hyperlink w:history="1" r:id="rIdpepvpp37lgixdrpvxi_w8">
         <w:r>
           <w:rPr>
             <w:rStyle w:val="Hyperlink"/>
@@ -1197,7 +1197,7 @@
       <w:r>
         <w:t xml:space="preserve"> — créé — </w:t>
       </w:r>
-      <w:hyperlink w:history="1" r:id="rIdo3ohlepiydutlyokmouve">
+      <w:hyperlink w:history="1" r:id="rIdfmloq0ttqowtfxcwofcwn">
         <w:r>
           <w:rPr>
             <w:rStyle w:val="Hyperlink"/>
@@ -1226,7 +1226,7 @@
       <w:r>
         <w:t xml:space="preserve"> — créé — </w:t>
       </w:r>
-      <w:hyperlink w:history="1" r:id="rIdtme5mc66ihzlwxmrwy30c">
+      <w:hyperlink w:history="1" r:id="rId8w688xw4ebfolqi5yrmot">
         <w:r>
           <w:rPr>
             <w:rStyle w:val="Hyperlink"/>
@@ -1263,7 +1263,7 @@
       <w:r>
         <w:t xml:space="preserve"> — modifié — </w:t>
       </w:r>
-      <w:hyperlink w:history="1" r:id="rIdttrxpz0nisqi0rvyaexgh">
+      <w:hyperlink w:history="1" r:id="rId343y_rvovn_nmgt9gckny">
         <w:r>
           <w:rPr>
             <w:rStyle w:val="Hyperlink"/>
@@ -1292,7 +1292,7 @@
       <w:r>
         <w:t xml:space="preserve"> — modifié — </w:t>
       </w:r>
-      <w:hyperlink w:history="1" r:id="rIdv32ebj0hydx2lbgygef_o">
+      <w:hyperlink w:history="1" r:id="rId68f_7yydw0tjnzezhbup-">
         <w:r>
           <w:rPr>
             <w:rStyle w:val="Hyperlink"/>
@@ -1321,7 +1321,7 @@
       <w:r>
         <w:t xml:space="preserve"> — modifié — </w:t>
       </w:r>
-      <w:hyperlink w:history="1" r:id="rIdb5incvguik79dt-r58mc5">
+      <w:hyperlink w:history="1" r:id="rIdb40ujn305xkxhd1gpcgyz">
         <w:r>
           <w:rPr>
             <w:rStyle w:val="Hyperlink"/>
@@ -1350,7 +1350,7 @@
       <w:r>
         <w:t xml:space="preserve"> — modifié — </w:t>
       </w:r>
-      <w:hyperlink w:history="1" r:id="rIda5lo4tow1jyxxlivqybhk">
+      <w:hyperlink w:history="1" r:id="rIdjug4ildolrkwy6hko8zyd">
         <w:r>
           <w:rPr>
             <w:rStyle w:val="Hyperlink"/>
@@ -1379,7 +1379,7 @@
       <w:r>
         <w:t xml:space="preserve"> — créé — </w:t>
       </w:r>
-      <w:hyperlink w:history="1" r:id="rId9uhs-qqelq1qbrzovofmq">
+      <w:hyperlink w:history="1" r:id="rIdyuls7qfi3bqfosj--3_mz">
         <w:r>
           <w:rPr>
             <w:rStyle w:val="Hyperlink"/>
@@ -1416,7 +1416,7 @@
       <w:r>
         <w:t xml:space="preserve"> — modifié — </w:t>
       </w:r>
-      <w:hyperlink w:history="1" r:id="rId4juxvnns0fmtwqadclspv">
+      <w:hyperlink w:history="1" r:id="rIdyvhsel8o87jpzbvoep22q">
         <w:r>
           <w:rPr>
             <w:rStyle w:val="Hyperlink"/>
@@ -1445,7 +1445,7 @@
       <w:r>
         <w:t xml:space="preserve"> — modifié — </w:t>
       </w:r>
-      <w:hyperlink w:history="1" r:id="rIdd4ifqzvefg9e4vjbxxkhc">
+      <w:hyperlink w:history="1" r:id="rId7kqjhgavuv3e4yy676all">
         <w:r>
           <w:rPr>
             <w:rStyle w:val="Hyperlink"/>
@@ -1474,7 +1474,7 @@
       <w:r>
         <w:t xml:space="preserve"> — modifié — </w:t>
       </w:r>
-      <w:hyperlink w:history="1" r:id="rId7gyy_frky8azb4gkojoov">
+      <w:hyperlink w:history="1" r:id="rIdlizwt1ki9bmtkv5iccwlx">
         <w:r>
           <w:rPr>
             <w:rStyle w:val="Hyperlink"/>
@@ -1503,7 +1503,7 @@
       <w:r>
         <w:t xml:space="preserve"> — modifié — </w:t>
       </w:r>
-      <w:hyperlink w:history="1" r:id="rIdl5kontqivm6rz1-m_bhar">
+      <w:hyperlink w:history="1" r:id="rIdsurzplplogbl3ehmb4jww">
         <w:r>
           <w:rPr>
             <w:rStyle w:val="Hyperlink"/>
@@ -1532,7 +1532,7 @@
       <w:r>
         <w:t xml:space="preserve"> — modifié — </w:t>
       </w:r>
-      <w:hyperlink w:history="1" r:id="rId1sp-wmaas_wqucb3j276x">
+      <w:hyperlink w:history="1" r:id="rId_sagp6dsnts5yruevi55z">
         <w:r>
           <w:rPr>
             <w:rStyle w:val="Hyperlink"/>
@@ -1561,7 +1561,7 @@
       <w:r>
         <w:t xml:space="preserve"> — créé — </w:t>
       </w:r>
-      <w:hyperlink w:history="1" r:id="rIdw1c65242_kxqm7hqoggha">
+      <w:hyperlink w:history="1" r:id="rIdgkn7yy8bkotvjcsa23ehj">
         <w:r>
           <w:rPr>
             <w:rStyle w:val="Hyperlink"/>
@@ -1590,7 +1590,7 @@
       <w:r>
         <w:t xml:space="preserve"> — modifié — </w:t>
       </w:r>
-      <w:hyperlink w:history="1" r:id="rIdtpiujr7ogzlkklge6znj_">
+      <w:hyperlink w:history="1" r:id="rIdcuadkdprbfv2o5ziocerk">
         <w:r>
           <w:rPr>
             <w:rStyle w:val="Hyperlink"/>
@@ -1619,7 +1619,7 @@
       <w:r>
         <w:t xml:space="preserve"> — créé — </w:t>
       </w:r>
-      <w:hyperlink w:history="1" r:id="rIdlbzcze3b0du1zcm0lwmrj">
+      <w:hyperlink w:history="1" r:id="rId0ti-hojoiah6e69c8ho_v">
         <w:r>
           <w:rPr>
             <w:rStyle w:val="Hyperlink"/>
@@ -1648,7 +1648,7 @@
       <w:r>
         <w:t xml:space="preserve"> — créé — </w:t>
       </w:r>
-      <w:hyperlink w:history="1" r:id="rIdxzhbcofjj3yrnbnuaiuts">
+      <w:hyperlink w:history="1" r:id="rIdimymzsthw1is430fzxfho">
         <w:r>
           <w:rPr>
             <w:rStyle w:val="Hyperlink"/>
@@ -1677,7 +1677,7 @@
       <w:r>
         <w:t xml:space="preserve"> — créé — </w:t>
       </w:r>
-      <w:hyperlink w:history="1" r:id="rIdttz6p4l31p06kkqhfolum">
+      <w:hyperlink w:history="1" r:id="rIdcpvxm8mxm8u5unobjp72j">
         <w:r>
           <w:rPr>
             <w:rStyle w:val="Hyperlink"/>
@@ -1714,7 +1714,7 @@
       <w:r>
         <w:t xml:space="preserve"> — modifié — </w:t>
       </w:r>
-      <w:hyperlink w:history="1" r:id="rIdqcrmbglth4kldfrikwr-2">
+      <w:hyperlink w:history="1" r:id="rIdnadlgirebm50m9ilq_gge">
         <w:r>
           <w:rPr>
             <w:rStyle w:val="Hyperlink"/>
@@ -1743,7 +1743,7 @@
       <w:r>
         <w:t xml:space="preserve"> — créé — </w:t>
       </w:r>
-      <w:hyperlink w:history="1" r:id="rId8qafjbd_fqmwd2jww63zg">
+      <w:hyperlink w:history="1" r:id="rId_rlfwl7p-4zy8bdgx4jrv">
         <w:r>
           <w:rPr>
             <w:rStyle w:val="Hyperlink"/>
@@ -1772,7 +1772,7 @@
       <w:r>
         <w:t xml:space="preserve"> — créé — </w:t>
       </w:r>
-      <w:hyperlink w:history="1" r:id="rId5cxbaj8sos_htii7teyns">
+      <w:hyperlink w:history="1" r:id="rIdtqf0dwfeviobss4hys8rh">
         <w:r>
           <w:rPr>
             <w:rStyle w:val="Hyperlink"/>
@@ -1801,7 +1801,7 @@
       <w:r>
         <w:t xml:space="preserve"> — créé — </w:t>
       </w:r>
-      <w:hyperlink w:history="1" r:id="rIdgvoh9avuwbsnlygumbtwa">
+      <w:hyperlink w:history="1" r:id="rIdtavdlvfbai4rnmbnkvsxh">
         <w:r>
           <w:rPr>
             <w:rStyle w:val="Hyperlink"/>
@@ -1830,7 +1830,7 @@
       <w:r>
         <w:t xml:space="preserve"> — modifié — </w:t>
       </w:r>
-      <w:hyperlink w:history="1" r:id="rIdxlpwlahlzuuszajm5oshc">
+      <w:hyperlink w:history="1" r:id="rIdhbiz0qsv1jpvahivrycml">
         <w:r>
           <w:rPr>
             <w:rStyle w:val="Hyperlink"/>
@@ -1859,7 +1859,7 @@
       <w:r>
         <w:t xml:space="preserve"> — modifié — </w:t>
       </w:r>
-      <w:hyperlink w:history="1" r:id="rIdjgil2s89z5npuqmkgugns">
+      <w:hyperlink w:history="1" r:id="rIdaomymftbsh0jpdiw8d0mr">
         <w:r>
           <w:rPr>
             <w:rStyle w:val="Hyperlink"/>
@@ -1888,7 +1888,7 @@
       <w:r>
         <w:t xml:space="preserve"> — modifié — </w:t>
       </w:r>
-      <w:hyperlink w:history="1" r:id="rIdpz5mpzk960wnuqjlppva9">
+      <w:hyperlink w:history="1" r:id="rIdnnaco8c_z0rnofgh4qlu0">
         <w:r>
           <w:rPr>
             <w:rStyle w:val="Hyperlink"/>
@@ -1925,7 +1925,7 @@
       <w:r>
         <w:t xml:space="preserve"> — modifié — </w:t>
       </w:r>
-      <w:hyperlink w:history="1" r:id="rIdmvfiyax-shhylxgl6f9zp">
+      <w:hyperlink w:history="1" r:id="rIdo1cx1admvxlvsy2kxbfco">
         <w:r>
           <w:rPr>
             <w:rStyle w:val="Hyperlink"/>
@@ -1954,7 +1954,7 @@
       <w:r>
         <w:t xml:space="preserve"> — modifié — </w:t>
       </w:r>
-      <w:hyperlink w:history="1" r:id="rIdh1mxl8rzihzx3enqvtfj0">
+      <w:hyperlink w:history="1" r:id="rIduid8lots1kbtocq5swwaf">
         <w:r>
           <w:rPr>
             <w:rStyle w:val="Hyperlink"/>
@@ -1991,7 +1991,7 @@
       <w:r>
         <w:t xml:space="preserve"> — modifié — </w:t>
       </w:r>
-      <w:hyperlink w:history="1" r:id="rIdnj2prfyolfr8yxidpir-p">
+      <w:hyperlink w:history="1" r:id="rIdgynqixfscz2l8unfsszjf">
         <w:r>
           <w:rPr>
             <w:rStyle w:val="Hyperlink"/>
@@ -2028,7 +2028,7 @@
       <w:r>
         <w:t xml:space="preserve"> — modifié — </w:t>
       </w:r>
-      <w:hyperlink w:history="1" r:id="rIddffxoidlbuojor_nfsl8z">
+      <w:hyperlink w:history="1" r:id="rId4mv-2ycpwsqp-nnkm3r75">
         <w:r>
           <w:rPr>
             <w:rStyle w:val="Hyperlink"/>

--- a/docs/developpement/phases/word/PHASE_47_CARTE_ABONNE_DANS_APPLE_WALLET_ET_GOOGLE_WALLET.docx
+++ b/docs/developpement/phases/word/PHASE_47_CARTE_ABONNE_DANS_APPLE_WALLET_ET_GOOGLE_WALLET.docx
@@ -20,7 +20,7 @@
       <w:r>
         <w:t xml:space="preserve">FlaiX Expert · dossier de développement · généré le 2026-10-21 depuis le dépôt </w:t>
       </w:r>
-      <w:hyperlink w:history="1" r:id="rIduvvut73nrnf8gmdyluhey">
+      <w:hyperlink w:history="1" r:id="rIdsrocc4q5f-rumztd5rfew">
         <w:r>
           <w:rPr>
             <w:rStyle w:val="Hyperlink"/>
@@ -994,7 +994,7 @@
           <w:numId w:val="2"/>
         </w:numPr>
       </w:pPr>
-      <w:hyperlink w:history="1" r:id="rIdnpgyxn56yfbwl92uea992">
+      <w:hyperlink w:history="1" r:id="rIdewgnhuggtckura8htqp_n">
         <w:r>
           <w:rPr>
             <w:rStyle w:val="Hyperlink"/>
@@ -1014,7 +1014,7 @@
           <w:numId w:val="2"/>
         </w:numPr>
       </w:pPr>
-      <w:hyperlink w:history="1" r:id="rIdcc7g7ksuppk8opk4tatxq">
+      <w:hyperlink w:history="1" r:id="rIdnvc2jyfn0vgrvxt8rvhtw">
         <w:r>
           <w:rPr>
             <w:rStyle w:val="Hyperlink"/>
@@ -1034,7 +1034,7 @@
           <w:numId w:val="2"/>
         </w:numPr>
       </w:pPr>
-      <w:hyperlink w:history="1" r:id="rId-kmr5qsnd8qdbs5zdymh0">
+      <w:hyperlink w:history="1" r:id="rIdteh7qwebr4vph5rjpgtxy">
         <w:r>
           <w:rPr>
             <w:rStyle w:val="Hyperlink"/>
@@ -1054,7 +1054,7 @@
           <w:numId w:val="2"/>
         </w:numPr>
       </w:pPr>
-      <w:hyperlink w:history="1" r:id="rId2wrqu6ki_7v2xwtto9eng">
+      <w:hyperlink w:history="1" r:id="rIdqxjyssfg7okbzbfn-hdy2">
         <w:r>
           <w:rPr>
             <w:rStyle w:val="Hyperlink"/>
@@ -1102,7 +1102,7 @@
       <w:r>
         <w:t xml:space="preserve"> — créé — </w:t>
       </w:r>
-      <w:hyperlink w:history="1" r:id="rIdtjdat4vvc_016yb5gg2k-">
+      <w:hyperlink w:history="1" r:id="rIdefqblbjqdwlrtz9-mmthg">
         <w:r>
           <w:rPr>
             <w:rStyle w:val="Hyperlink"/>
@@ -1139,7 +1139,7 @@
       <w:r>
         <w:t xml:space="preserve"> — modifié — </w:t>
       </w:r>
-      <w:hyperlink w:history="1" r:id="rIdur5lo584iifbilpyfsna9">
+      <w:hyperlink w:history="1" r:id="rIdqw6wzwkfvuhoyzu9t0i6y">
         <w:r>
           <w:rPr>
             <w:rStyle w:val="Hyperlink"/>
@@ -1168,7 +1168,7 @@
       <w:r>
         <w:t xml:space="preserve"> — créé — </w:t>
       </w:r>
-      <w:hyperlink w:history="1" r:id="rIdpepvpp37lgixdrpvxi_w8">
+      <w:hyperlink w:history="1" r:id="rIdkblckd1xsphovliae8jj-">
         <w:r>
           <w:rPr>
             <w:rStyle w:val="Hyperlink"/>
@@ -1197,7 +1197,7 @@
       <w:r>
         <w:t xml:space="preserve"> — créé — </w:t>
       </w:r>
-      <w:hyperlink w:history="1" r:id="rIdfmloq0ttqowtfxcwofcwn">
+      <w:hyperlink w:history="1" r:id="rIddfy9ress4se71xreocepk">
         <w:r>
           <w:rPr>
             <w:rStyle w:val="Hyperlink"/>
@@ -1226,7 +1226,7 @@
       <w:r>
         <w:t xml:space="preserve"> — créé — </w:t>
       </w:r>
-      <w:hyperlink w:history="1" r:id="rId8w688xw4ebfolqi5yrmot">
+      <w:hyperlink w:history="1" r:id="rId_bq7kqb2lihs-eytdakf_">
         <w:r>
           <w:rPr>
             <w:rStyle w:val="Hyperlink"/>
@@ -1263,7 +1263,7 @@
       <w:r>
         <w:t xml:space="preserve"> — modifié — </w:t>
       </w:r>
-      <w:hyperlink w:history="1" r:id="rId343y_rvovn_nmgt9gckny">
+      <w:hyperlink w:history="1" r:id="rIdpl0li9tffa4cgsna1c67m">
         <w:r>
           <w:rPr>
             <w:rStyle w:val="Hyperlink"/>
@@ -1292,7 +1292,7 @@
       <w:r>
         <w:t xml:space="preserve"> — modifié — </w:t>
       </w:r>
-      <w:hyperlink w:history="1" r:id="rId68f_7yydw0tjnzezhbup-">
+      <w:hyperlink w:history="1" r:id="rId27uvawgacwmnf8hsdlmr0">
         <w:r>
           <w:rPr>
             <w:rStyle w:val="Hyperlink"/>
@@ -1321,7 +1321,7 @@
       <w:r>
         <w:t xml:space="preserve"> — modifié — </w:t>
       </w:r>
-      <w:hyperlink w:history="1" r:id="rIdb40ujn305xkxhd1gpcgyz">
+      <w:hyperlink w:history="1" r:id="rIdjawwnlcyt702w3fxbvuhf">
         <w:r>
           <w:rPr>
             <w:rStyle w:val="Hyperlink"/>
@@ -1350,7 +1350,7 @@
       <w:r>
         <w:t xml:space="preserve"> — modifié — </w:t>
       </w:r>
-      <w:hyperlink w:history="1" r:id="rIdjug4ildolrkwy6hko8zyd">
+      <w:hyperlink w:history="1" r:id="rIdj1l9yhvpllvifiqkgul6c">
         <w:r>
           <w:rPr>
             <w:rStyle w:val="Hyperlink"/>
@@ -1379,7 +1379,7 @@
       <w:r>
         <w:t xml:space="preserve"> — créé — </w:t>
       </w:r>
-      <w:hyperlink w:history="1" r:id="rIdyuls7qfi3bqfosj--3_mz">
+      <w:hyperlink w:history="1" r:id="rId-jeibq2rkpapni7p0lddt">
         <w:r>
           <w:rPr>
             <w:rStyle w:val="Hyperlink"/>
@@ -1416,7 +1416,7 @@
       <w:r>
         <w:t xml:space="preserve"> — modifié — </w:t>
       </w:r>
-      <w:hyperlink w:history="1" r:id="rIdyvhsel8o87jpzbvoep22q">
+      <w:hyperlink w:history="1" r:id="rIdqxcsaham_bcxxnfh7xuon">
         <w:r>
           <w:rPr>
             <w:rStyle w:val="Hyperlink"/>
@@ -1445,7 +1445,7 @@
       <w:r>
         <w:t xml:space="preserve"> — modifié — </w:t>
       </w:r>
-      <w:hyperlink w:history="1" r:id="rId7kqjhgavuv3e4yy676all">
+      <w:hyperlink w:history="1" r:id="rIdrvyzlsnt-ql6wnpdl7_h2">
         <w:r>
           <w:rPr>
             <w:rStyle w:val="Hyperlink"/>
@@ -1474,7 +1474,7 @@
       <w:r>
         <w:t xml:space="preserve"> — modifié — </w:t>
       </w:r>
-      <w:hyperlink w:history="1" r:id="rIdlizwt1ki9bmtkv5iccwlx">
+      <w:hyperlink w:history="1" r:id="rIdy3ykhqizbidux7ydqtmrn">
         <w:r>
           <w:rPr>
             <w:rStyle w:val="Hyperlink"/>
@@ -1503,7 +1503,7 @@
       <w:r>
         <w:t xml:space="preserve"> — modifié — </w:t>
       </w:r>
-      <w:hyperlink w:history="1" r:id="rIdsurzplplogbl3ehmb4jww">
+      <w:hyperlink w:history="1" r:id="rIdrnkuxg9825a6cxc7vg3xt">
         <w:r>
           <w:rPr>
             <w:rStyle w:val="Hyperlink"/>
@@ -1532,7 +1532,7 @@
       <w:r>
         <w:t xml:space="preserve"> — modifié — </w:t>
       </w:r>
-      <w:hyperlink w:history="1" r:id="rId_sagp6dsnts5yruevi55z">
+      <w:hyperlink w:history="1" r:id="rIdj0zcyucqin_khpsa9sv_q">
         <w:r>
           <w:rPr>
             <w:rStyle w:val="Hyperlink"/>
@@ -1561,7 +1561,7 @@
       <w:r>
         <w:t xml:space="preserve"> — créé — </w:t>
       </w:r>
-      <w:hyperlink w:history="1" r:id="rIdgkn7yy8bkotvjcsa23ehj">
+      <w:hyperlink w:history="1" r:id="rIdso5-zduksdqjfk4zolxcl">
         <w:r>
           <w:rPr>
             <w:rStyle w:val="Hyperlink"/>
@@ -1590,7 +1590,7 @@
       <w:r>
         <w:t xml:space="preserve"> — modifié — </w:t>
       </w:r>
-      <w:hyperlink w:history="1" r:id="rIdcuadkdprbfv2o5ziocerk">
+      <w:hyperlink w:history="1" r:id="rIdyqo2y8nvfvkcf4n2q8n7x">
         <w:r>
           <w:rPr>
             <w:rStyle w:val="Hyperlink"/>
@@ -1619,7 +1619,7 @@
       <w:r>
         <w:t xml:space="preserve"> — créé — </w:t>
       </w:r>
-      <w:hyperlink w:history="1" r:id="rId0ti-hojoiah6e69c8ho_v">
+      <w:hyperlink w:history="1" r:id="rIda4tuauucvvsxjiepeu_yv">
         <w:r>
           <w:rPr>
             <w:rStyle w:val="Hyperlink"/>
@@ -1648,7 +1648,7 @@
       <w:r>
         <w:t xml:space="preserve"> — créé — </w:t>
       </w:r>
-      <w:hyperlink w:history="1" r:id="rIdimymzsthw1is430fzxfho">
+      <w:hyperlink w:history="1" r:id="rIde8crakdwf9-4xzab_sagh">
         <w:r>
           <w:rPr>
             <w:rStyle w:val="Hyperlink"/>
@@ -1677,7 +1677,7 @@
       <w:r>
         <w:t xml:space="preserve"> — créé — </w:t>
       </w:r>
-      <w:hyperlink w:history="1" r:id="rIdcpvxm8mxm8u5unobjp72j">
+      <w:hyperlink w:history="1" r:id="rIdctazs4zdr7yoo-0h1iwzn">
         <w:r>
           <w:rPr>
             <w:rStyle w:val="Hyperlink"/>
@@ -1714,7 +1714,7 @@
       <w:r>
         <w:t xml:space="preserve"> — modifié — </w:t>
       </w:r>
-      <w:hyperlink w:history="1" r:id="rIdnadlgirebm50m9ilq_gge">
+      <w:hyperlink w:history="1" r:id="rIdhx2tmybn9-bf-fnfyllmz">
         <w:r>
           <w:rPr>
             <w:rStyle w:val="Hyperlink"/>
@@ -1743,7 +1743,7 @@
       <w:r>
         <w:t xml:space="preserve"> — créé — </w:t>
       </w:r>
-      <w:hyperlink w:history="1" r:id="rId_rlfwl7p-4zy8bdgx4jrv">
+      <w:hyperlink w:history="1" r:id="rIda2zuroj3kzwdvdmmphlfm">
         <w:r>
           <w:rPr>
             <w:rStyle w:val="Hyperlink"/>
@@ -1772,7 +1772,7 @@
       <w:r>
         <w:t xml:space="preserve"> — créé — </w:t>
       </w:r>
-      <w:hyperlink w:history="1" r:id="rIdtqf0dwfeviobss4hys8rh">
+      <w:hyperlink w:history="1" r:id="rId0jn8fe7xhc6ymkj8e8nqk">
         <w:r>
           <w:rPr>
             <w:rStyle w:val="Hyperlink"/>
@@ -1801,7 +1801,7 @@
       <w:r>
         <w:t xml:space="preserve"> — créé — </w:t>
       </w:r>
-      <w:hyperlink w:history="1" r:id="rIdtavdlvfbai4rnmbnkvsxh">
+      <w:hyperlink w:history="1" r:id="rIdvfbdlryae7xq3tkvtlkbr">
         <w:r>
           <w:rPr>
             <w:rStyle w:val="Hyperlink"/>
@@ -1830,7 +1830,7 @@
       <w:r>
         <w:t xml:space="preserve"> — modifié — </w:t>
       </w:r>
-      <w:hyperlink w:history="1" r:id="rIdhbiz0qsv1jpvahivrycml">
+      <w:hyperlink w:history="1" r:id="rIdvr4i06z07mjemgrubrbn_">
         <w:r>
           <w:rPr>
             <w:rStyle w:val="Hyperlink"/>
@@ -1859,7 +1859,7 @@
       <w:r>
         <w:t xml:space="preserve"> — modifié — </w:t>
       </w:r>
-      <w:hyperlink w:history="1" r:id="rIdaomymftbsh0jpdiw8d0mr">
+      <w:hyperlink w:history="1" r:id="rId_qngmi4k9orkewjz94pq9">
         <w:r>
           <w:rPr>
             <w:rStyle w:val="Hyperlink"/>
@@ -1888,7 +1888,7 @@
       <w:r>
         <w:t xml:space="preserve"> — modifié — </w:t>
       </w:r>
-      <w:hyperlink w:history="1" r:id="rIdnnaco8c_z0rnofgh4qlu0">
+      <w:hyperlink w:history="1" r:id="rIdqlzha-zq7llccwzfrijxo">
         <w:r>
           <w:rPr>
             <w:rStyle w:val="Hyperlink"/>
@@ -1925,7 +1925,7 @@
       <w:r>
         <w:t xml:space="preserve"> — modifié — </w:t>
       </w:r>
-      <w:hyperlink w:history="1" r:id="rIdo1cx1admvxlvsy2kxbfco">
+      <w:hyperlink w:history="1" r:id="rIdacfkldu8r_v8x8opkzym1">
         <w:r>
           <w:rPr>
             <w:rStyle w:val="Hyperlink"/>
@@ -1954,7 +1954,7 @@
       <w:r>
         <w:t xml:space="preserve"> — modifié — </w:t>
       </w:r>
-      <w:hyperlink w:history="1" r:id="rIduid8lots1kbtocq5swwaf">
+      <w:hyperlink w:history="1" r:id="rIdnsnko0a9juph7qgatdtaw">
         <w:r>
           <w:rPr>
             <w:rStyle w:val="Hyperlink"/>
@@ -1991,7 +1991,7 @@
       <w:r>
         <w:t xml:space="preserve"> — modifié — </w:t>
       </w:r>
-      <w:hyperlink w:history="1" r:id="rIdgynqixfscz2l8unfsszjf">
+      <w:hyperlink w:history="1" r:id="rIdtbmybqcmhlcbz_l1s03z-">
         <w:r>
           <w:rPr>
             <w:rStyle w:val="Hyperlink"/>
@@ -2028,7 +2028,7 @@
       <w:r>
         <w:t xml:space="preserve"> — modifié — </w:t>
       </w:r>
-      <w:hyperlink w:history="1" r:id="rId4mv-2ycpwsqp-nnkm3r75">
+      <w:hyperlink w:history="1" r:id="rIdiiz4zo58qyp0ewwdc8wdf">
         <w:r>
           <w:rPr>
             <w:rStyle w:val="Hyperlink"/>

--- a/docs/developpement/phases/word/PHASE_47_CARTE_ABONNE_DANS_APPLE_WALLET_ET_GOOGLE_WALLET.docx
+++ b/docs/developpement/phases/word/PHASE_47_CARTE_ABONNE_DANS_APPLE_WALLET_ET_GOOGLE_WALLET.docx
@@ -18,9 +18,9 @@
         <w:shd w:fill="F6F3FF" w:color="auto" w:val="clear"/>
       </w:pPr>
       <w:r>
-        <w:t xml:space="preserve">FlaiX Expert · dossier de développement · généré le 2026-10-21 depuis le dépôt </w:t>
-      </w:r>
-      <w:hyperlink w:history="1" r:id="rIdsrocc4q5f-rumztd5rfew">
+        <w:t xml:space="preserve">FlaiX Expert · dossier de développement · généré le 2026-10-23 depuis le dépôt </w:t>
+      </w:r>
+      <w:hyperlink w:history="1" r:id="rIdsmpj2eda0ms1oh3usc2ov">
         <w:r>
           <w:rPr>
             <w:rStyle w:val="Hyperlink"/>
@@ -994,7 +994,7 @@
           <w:numId w:val="2"/>
         </w:numPr>
       </w:pPr>
-      <w:hyperlink w:history="1" r:id="rIdewgnhuggtckura8htqp_n">
+      <w:hyperlink w:history="1" r:id="rIdeytgcioqnu6nto0ro7l64">
         <w:r>
           <w:rPr>
             <w:rStyle w:val="Hyperlink"/>
@@ -1014,7 +1014,7 @@
           <w:numId w:val="2"/>
         </w:numPr>
       </w:pPr>
-      <w:hyperlink w:history="1" r:id="rIdnvc2jyfn0vgrvxt8rvhtw">
+      <w:hyperlink w:history="1" r:id="rIdxu6fzo3xdn8ell9s7arf4">
         <w:r>
           <w:rPr>
             <w:rStyle w:val="Hyperlink"/>
@@ -1034,7 +1034,7 @@
           <w:numId w:val="2"/>
         </w:numPr>
       </w:pPr>
-      <w:hyperlink w:history="1" r:id="rIdteh7qwebr4vph5rjpgtxy">
+      <w:hyperlink w:history="1" r:id="rIdmqjenbc5ybiu6a5sxqui5">
         <w:r>
           <w:rPr>
             <w:rStyle w:val="Hyperlink"/>
@@ -1054,7 +1054,7 @@
           <w:numId w:val="2"/>
         </w:numPr>
       </w:pPr>
-      <w:hyperlink w:history="1" r:id="rIdqxjyssfg7okbzbfn-hdy2">
+      <w:hyperlink w:history="1" r:id="rIdgo0m8iack0j8yrdqecvlt">
         <w:r>
           <w:rPr>
             <w:rStyle w:val="Hyperlink"/>
@@ -1102,7 +1102,7 @@
       <w:r>
         <w:t xml:space="preserve"> — créé — </w:t>
       </w:r>
-      <w:hyperlink w:history="1" r:id="rIdefqblbjqdwlrtz9-mmthg">
+      <w:hyperlink w:history="1" r:id="rIdk0thbd16ptc9evk_aiyak">
         <w:r>
           <w:rPr>
             <w:rStyle w:val="Hyperlink"/>
@@ -1139,7 +1139,7 @@
       <w:r>
         <w:t xml:space="preserve"> — modifié — </w:t>
       </w:r>
-      <w:hyperlink w:history="1" r:id="rIdqw6wzwkfvuhoyzu9t0i6y">
+      <w:hyperlink w:history="1" r:id="rIdmk2op29ujkw2x2zj0mndt">
         <w:r>
           <w:rPr>
             <w:rStyle w:val="Hyperlink"/>
@@ -1168,7 +1168,7 @@
       <w:r>
         <w:t xml:space="preserve"> — créé — </w:t>
       </w:r>
-      <w:hyperlink w:history="1" r:id="rIdkblckd1xsphovliae8jj-">
+      <w:hyperlink w:history="1" r:id="rIdiv-x7erfbgasme_vdjvh0">
         <w:r>
           <w:rPr>
             <w:rStyle w:val="Hyperlink"/>
@@ -1197,7 +1197,7 @@
       <w:r>
         <w:t xml:space="preserve"> — créé — </w:t>
       </w:r>
-      <w:hyperlink w:history="1" r:id="rIddfy9ress4se71xreocepk">
+      <w:hyperlink w:history="1" r:id="rIdlewycco3pquao97_fnsrb">
         <w:r>
           <w:rPr>
             <w:rStyle w:val="Hyperlink"/>
@@ -1226,7 +1226,7 @@
       <w:r>
         <w:t xml:space="preserve"> — créé — </w:t>
       </w:r>
-      <w:hyperlink w:history="1" r:id="rId_bq7kqb2lihs-eytdakf_">
+      <w:hyperlink w:history="1" r:id="rIdvg7i_hbvxss3fl6qwvnk7">
         <w:r>
           <w:rPr>
             <w:rStyle w:val="Hyperlink"/>
@@ -1263,7 +1263,7 @@
       <w:r>
         <w:t xml:space="preserve"> — modifié — </w:t>
       </w:r>
-      <w:hyperlink w:history="1" r:id="rIdpl0li9tffa4cgsna1c67m">
+      <w:hyperlink w:history="1" r:id="rIdm4-4uoikvv--rx-oqtcsv">
         <w:r>
           <w:rPr>
             <w:rStyle w:val="Hyperlink"/>
@@ -1292,7 +1292,7 @@
       <w:r>
         <w:t xml:space="preserve"> — modifié — </w:t>
       </w:r>
-      <w:hyperlink w:history="1" r:id="rId27uvawgacwmnf8hsdlmr0">
+      <w:hyperlink w:history="1" r:id="rIdms9ttxn41jqaoovkvck59">
         <w:r>
           <w:rPr>
             <w:rStyle w:val="Hyperlink"/>
@@ -1321,7 +1321,7 @@
       <w:r>
         <w:t xml:space="preserve"> — modifié — </w:t>
       </w:r>
-      <w:hyperlink w:history="1" r:id="rIdjawwnlcyt702w3fxbvuhf">
+      <w:hyperlink w:history="1" r:id="rIdz_t6wc6pn9xd-06dyhsuu">
         <w:r>
           <w:rPr>
             <w:rStyle w:val="Hyperlink"/>
@@ -1350,7 +1350,7 @@
       <w:r>
         <w:t xml:space="preserve"> — modifié — </w:t>
       </w:r>
-      <w:hyperlink w:history="1" r:id="rIdj1l9yhvpllvifiqkgul6c">
+      <w:hyperlink w:history="1" r:id="rId2vvrfrqvmji1z1jrob2l-">
         <w:r>
           <w:rPr>
             <w:rStyle w:val="Hyperlink"/>
@@ -1379,7 +1379,7 @@
       <w:r>
         <w:t xml:space="preserve"> — créé — </w:t>
       </w:r>
-      <w:hyperlink w:history="1" r:id="rId-jeibq2rkpapni7p0lddt">
+      <w:hyperlink w:history="1" r:id="rIdd68jatiu6riadwcysp3ws">
         <w:r>
           <w:rPr>
             <w:rStyle w:val="Hyperlink"/>
@@ -1416,7 +1416,7 @@
       <w:r>
         <w:t xml:space="preserve"> — modifié — </w:t>
       </w:r>
-      <w:hyperlink w:history="1" r:id="rIdqxcsaham_bcxxnfh7xuon">
+      <w:hyperlink w:history="1" r:id="rIdlz9r-rfh_sf3kmogfklv8">
         <w:r>
           <w:rPr>
             <w:rStyle w:val="Hyperlink"/>
@@ -1445,7 +1445,7 @@
       <w:r>
         <w:t xml:space="preserve"> — modifié — </w:t>
       </w:r>
-      <w:hyperlink w:history="1" r:id="rIdrvyzlsnt-ql6wnpdl7_h2">
+      <w:hyperlink w:history="1" r:id="rIdbqc2_isgbxa5ieqcv7z-a">
         <w:r>
           <w:rPr>
             <w:rStyle w:val="Hyperlink"/>
@@ -1474,7 +1474,7 @@
       <w:r>
         <w:t xml:space="preserve"> — modifié — </w:t>
       </w:r>
-      <w:hyperlink w:history="1" r:id="rIdy3ykhqizbidux7ydqtmrn">
+      <w:hyperlink w:history="1" r:id="rIds4vmdrovvu3sfa8axdnrs">
         <w:r>
           <w:rPr>
             <w:rStyle w:val="Hyperlink"/>
@@ -1503,7 +1503,7 @@
       <w:r>
         <w:t xml:space="preserve"> — modifié — </w:t>
       </w:r>
-      <w:hyperlink w:history="1" r:id="rIdrnkuxg9825a6cxc7vg3xt">
+      <w:hyperlink w:history="1" r:id="rIdpgtpezcpvehmv6qyzlp18">
         <w:r>
           <w:rPr>
             <w:rStyle w:val="Hyperlink"/>
@@ -1532,7 +1532,7 @@
       <w:r>
         <w:t xml:space="preserve"> — modifié — </w:t>
       </w:r>
-      <w:hyperlink w:history="1" r:id="rIdj0zcyucqin_khpsa9sv_q">
+      <w:hyperlink w:history="1" r:id="rId0rqn-rhlfwbqjvusatt3n">
         <w:r>
           <w:rPr>
             <w:rStyle w:val="Hyperlink"/>
@@ -1561,7 +1561,7 @@
       <w:r>
         <w:t xml:space="preserve"> — créé — </w:t>
       </w:r>
-      <w:hyperlink w:history="1" r:id="rIdso5-zduksdqjfk4zolxcl">
+      <w:hyperlink w:history="1" r:id="rIdhrccp59cjdt7-ndbqf9h1">
         <w:r>
           <w:rPr>
             <w:rStyle w:val="Hyperlink"/>
@@ -1590,7 +1590,7 @@
       <w:r>
         <w:t xml:space="preserve"> — modifié — </w:t>
       </w:r>
-      <w:hyperlink w:history="1" r:id="rIdyqo2y8nvfvkcf4n2q8n7x">
+      <w:hyperlink w:history="1" r:id="rIdwkhdyvhab-kdaccvjlzlw">
         <w:r>
           <w:rPr>
             <w:rStyle w:val="Hyperlink"/>
@@ -1619,7 +1619,7 @@
       <w:r>
         <w:t xml:space="preserve"> — créé — </w:t>
       </w:r>
-      <w:hyperlink w:history="1" r:id="rIda4tuauucvvsxjiepeu_yv">
+      <w:hyperlink w:history="1" r:id="rIdeaut34nsaoqsjzs8gsqoo">
         <w:r>
           <w:rPr>
             <w:rStyle w:val="Hyperlink"/>
@@ -1648,7 +1648,7 @@
       <w:r>
         <w:t xml:space="preserve"> — créé — </w:t>
       </w:r>
-      <w:hyperlink w:history="1" r:id="rIde8crakdwf9-4xzab_sagh">
+      <w:hyperlink w:history="1" r:id="rIdevys_xxykkpkhcwt7djjb">
         <w:r>
           <w:rPr>
             <w:rStyle w:val="Hyperlink"/>
@@ -1677,7 +1677,7 @@
       <w:r>
         <w:t xml:space="preserve"> — créé — </w:t>
       </w:r>
-      <w:hyperlink w:history="1" r:id="rIdctazs4zdr7yoo-0h1iwzn">
+      <w:hyperlink w:history="1" r:id="rIdpkkgnbpsjjmkgozpjnnhn">
         <w:r>
           <w:rPr>
             <w:rStyle w:val="Hyperlink"/>
@@ -1714,7 +1714,7 @@
       <w:r>
         <w:t xml:space="preserve"> — modifié — </w:t>
       </w:r>
-      <w:hyperlink w:history="1" r:id="rIdhx2tmybn9-bf-fnfyllmz">
+      <w:hyperlink w:history="1" r:id="rIdeqpabtwhgvjbzkgrmleag">
         <w:r>
           <w:rPr>
             <w:rStyle w:val="Hyperlink"/>
@@ -1743,7 +1743,7 @@
       <w:r>
         <w:t xml:space="preserve"> — créé — </w:t>
       </w:r>
-      <w:hyperlink w:history="1" r:id="rIda2zuroj3kzwdvdmmphlfm">
+      <w:hyperlink w:history="1" r:id="rIdbmpl8l-bnlky3pvpx4il4">
         <w:r>
           <w:rPr>
             <w:rStyle w:val="Hyperlink"/>
@@ -1772,7 +1772,7 @@
       <w:r>
         <w:t xml:space="preserve"> — créé — </w:t>
       </w:r>
-      <w:hyperlink w:history="1" r:id="rId0jn8fe7xhc6ymkj8e8nqk">
+      <w:hyperlink w:history="1" r:id="rIdicaqq8usvairoohj-hg0g">
         <w:r>
           <w:rPr>
             <w:rStyle w:val="Hyperlink"/>
@@ -1801,7 +1801,7 @@
       <w:r>
         <w:t xml:space="preserve"> — créé — </w:t>
       </w:r>
-      <w:hyperlink w:history="1" r:id="rIdvfbdlryae7xq3tkvtlkbr">
+      <w:hyperlink w:history="1" r:id="rIdqozlpiw0mfhm8fvo28ypx">
         <w:r>
           <w:rPr>
             <w:rStyle w:val="Hyperlink"/>
@@ -1830,7 +1830,7 @@
       <w:r>
         <w:t xml:space="preserve"> — modifié — </w:t>
       </w:r>
-      <w:hyperlink w:history="1" r:id="rIdvr4i06z07mjemgrubrbn_">
+      <w:hyperlink w:history="1" r:id="rIdmng3d7xntyab0qlzlm9ai">
         <w:r>
           <w:rPr>
             <w:rStyle w:val="Hyperlink"/>
@@ -1859,7 +1859,7 @@
       <w:r>
         <w:t xml:space="preserve"> — modifié — </w:t>
       </w:r>
-      <w:hyperlink w:history="1" r:id="rId_qngmi4k9orkewjz94pq9">
+      <w:hyperlink w:history="1" r:id="rIdghnsypwa77w4a4jxgy7x1">
         <w:r>
           <w:rPr>
             <w:rStyle w:val="Hyperlink"/>
@@ -1888,7 +1888,7 @@
       <w:r>
         <w:t xml:space="preserve"> — modifié — </w:t>
       </w:r>
-      <w:hyperlink w:history="1" r:id="rIdqlzha-zq7llccwzfrijxo">
+      <w:hyperlink w:history="1" r:id="rIdodttb4cl0hsif4jj2zjbr">
         <w:r>
           <w:rPr>
             <w:rStyle w:val="Hyperlink"/>
@@ -1925,7 +1925,7 @@
       <w:r>
         <w:t xml:space="preserve"> — modifié — </w:t>
       </w:r>
-      <w:hyperlink w:history="1" r:id="rIdacfkldu8r_v8x8opkzym1">
+      <w:hyperlink w:history="1" r:id="rIdubwidhagvpnw2zsskjk1_">
         <w:r>
           <w:rPr>
             <w:rStyle w:val="Hyperlink"/>
@@ -1954,7 +1954,7 @@
       <w:r>
         <w:t xml:space="preserve"> — modifié — </w:t>
       </w:r>
-      <w:hyperlink w:history="1" r:id="rIdnsnko0a9juph7qgatdtaw">
+      <w:hyperlink w:history="1" r:id="rIdsz3_3vygw1jfr2elaxhlz">
         <w:r>
           <w:rPr>
             <w:rStyle w:val="Hyperlink"/>
@@ -1991,7 +1991,7 @@
       <w:r>
         <w:t xml:space="preserve"> — modifié — </w:t>
       </w:r>
-      <w:hyperlink w:history="1" r:id="rIdtbmybqcmhlcbz_l1s03z-">
+      <w:hyperlink w:history="1" r:id="rId3j2ytthf2iaxpqfqhpzhw">
         <w:r>
           <w:rPr>
             <w:rStyle w:val="Hyperlink"/>
@@ -2028,7 +2028,7 @@
       <w:r>
         <w:t xml:space="preserve"> — modifié — </w:t>
       </w:r>
-      <w:hyperlink w:history="1" r:id="rIdiiz4zo58qyp0ewwdc8wdf">
+      <w:hyperlink w:history="1" r:id="rId9tuibry_9gtamcp0ctxx2">
         <w:r>
           <w:rPr>
             <w:rStyle w:val="Hyperlink"/>

--- a/docs/developpement/phases/word/PHASE_47_CARTE_ABONNE_DANS_APPLE_WALLET_ET_GOOGLE_WALLET.docx
+++ b/docs/developpement/phases/word/PHASE_47_CARTE_ABONNE_DANS_APPLE_WALLET_ET_GOOGLE_WALLET.docx
@@ -18,9 +18,9 @@
         <w:shd w:fill="F6F3FF" w:color="auto" w:val="clear"/>
       </w:pPr>
       <w:r>
-        <w:t xml:space="preserve">FlaiX Expert · dossier de développement · généré le 2026-10-23 depuis le dépôt </w:t>
-      </w:r>
-      <w:hyperlink w:history="1" r:id="rIdsmpj2eda0ms1oh3usc2ov">
+        <w:t xml:space="preserve">FlaiX Expert · dossier de développement · généré le 2026-10-24 depuis le dépôt </w:t>
+      </w:r>
+      <w:hyperlink w:history="1" r:id="rIdllb9_rfqrpdqdqqcs3xkp">
         <w:r>
           <w:rPr>
             <w:rStyle w:val="Hyperlink"/>
@@ -994,7 +994,7 @@
           <w:numId w:val="2"/>
         </w:numPr>
       </w:pPr>
-      <w:hyperlink w:history="1" r:id="rIdeytgcioqnu6nto0ro7l64">
+      <w:hyperlink w:history="1" r:id="rId0v7lbhjqglhhokbiejg13">
         <w:r>
           <w:rPr>
             <w:rStyle w:val="Hyperlink"/>
@@ -1014,7 +1014,7 @@
           <w:numId w:val="2"/>
         </w:numPr>
       </w:pPr>
-      <w:hyperlink w:history="1" r:id="rIdxu6fzo3xdn8ell9s7arf4">
+      <w:hyperlink w:history="1" r:id="rIdqyqj3qpftmv9m10o4w6sd">
         <w:r>
           <w:rPr>
             <w:rStyle w:val="Hyperlink"/>
@@ -1034,7 +1034,7 @@
           <w:numId w:val="2"/>
         </w:numPr>
       </w:pPr>
-      <w:hyperlink w:history="1" r:id="rIdmqjenbc5ybiu6a5sxqui5">
+      <w:hyperlink w:history="1" r:id="rIdjhsmcmg4ow-aupjnkmqmd">
         <w:r>
           <w:rPr>
             <w:rStyle w:val="Hyperlink"/>
@@ -1054,7 +1054,7 @@
           <w:numId w:val="2"/>
         </w:numPr>
       </w:pPr>
-      <w:hyperlink w:history="1" r:id="rIdgo0m8iack0j8yrdqecvlt">
+      <w:hyperlink w:history="1" r:id="rIdwlnfgf39mig42no82x_bc">
         <w:r>
           <w:rPr>
             <w:rStyle w:val="Hyperlink"/>
@@ -1102,7 +1102,7 @@
       <w:r>
         <w:t xml:space="preserve"> — créé — </w:t>
       </w:r>
-      <w:hyperlink w:history="1" r:id="rIdk0thbd16ptc9evk_aiyak">
+      <w:hyperlink w:history="1" r:id="rIdpnajnlhnsjdbig-ofgphz">
         <w:r>
           <w:rPr>
             <w:rStyle w:val="Hyperlink"/>
@@ -1139,7 +1139,7 @@
       <w:r>
         <w:t xml:space="preserve"> — modifié — </w:t>
       </w:r>
-      <w:hyperlink w:history="1" r:id="rIdmk2op29ujkw2x2zj0mndt">
+      <w:hyperlink w:history="1" r:id="rIdtz7dmioozqbn7dcoqp40e">
         <w:r>
           <w:rPr>
             <w:rStyle w:val="Hyperlink"/>
@@ -1168,7 +1168,7 @@
       <w:r>
         <w:t xml:space="preserve"> — créé — </w:t>
       </w:r>
-      <w:hyperlink w:history="1" r:id="rIdiv-x7erfbgasme_vdjvh0">
+      <w:hyperlink w:history="1" r:id="rId37g-tyzy1s6llxhxtynll">
         <w:r>
           <w:rPr>
             <w:rStyle w:val="Hyperlink"/>
@@ -1197,7 +1197,7 @@
       <w:r>
         <w:t xml:space="preserve"> — créé — </w:t>
       </w:r>
-      <w:hyperlink w:history="1" r:id="rIdlewycco3pquao97_fnsrb">
+      <w:hyperlink w:history="1" r:id="rIdi4m8ui994wk8ovrmjdy_x">
         <w:r>
           <w:rPr>
             <w:rStyle w:val="Hyperlink"/>
@@ -1226,7 +1226,7 @@
       <w:r>
         <w:t xml:space="preserve"> — créé — </w:t>
       </w:r>
-      <w:hyperlink w:history="1" r:id="rIdvg7i_hbvxss3fl6qwvnk7">
+      <w:hyperlink w:history="1" r:id="rIdf8vyjnnwpdluqavselwtm">
         <w:r>
           <w:rPr>
             <w:rStyle w:val="Hyperlink"/>
@@ -1263,7 +1263,7 @@
       <w:r>
         <w:t xml:space="preserve"> — modifié — </w:t>
       </w:r>
-      <w:hyperlink w:history="1" r:id="rIdm4-4uoikvv--rx-oqtcsv">
+      <w:hyperlink w:history="1" r:id="rIdispyrwn_wzzgfe4xd9zfb">
         <w:r>
           <w:rPr>
             <w:rStyle w:val="Hyperlink"/>
@@ -1292,7 +1292,7 @@
       <w:r>
         <w:t xml:space="preserve"> — modifié — </w:t>
       </w:r>
-      <w:hyperlink w:history="1" r:id="rIdms9ttxn41jqaoovkvck59">
+      <w:hyperlink w:history="1" r:id="rIdlstxct8vdfzup8mlm1vp3">
         <w:r>
           <w:rPr>
             <w:rStyle w:val="Hyperlink"/>
@@ -1321,7 +1321,7 @@
       <w:r>
         <w:t xml:space="preserve"> — modifié — </w:t>
       </w:r>
-      <w:hyperlink w:history="1" r:id="rIdz_t6wc6pn9xd-06dyhsuu">
+      <w:hyperlink w:history="1" r:id="rIdajidbvh0vol2cjqgvzfwu">
         <w:r>
           <w:rPr>
             <w:rStyle w:val="Hyperlink"/>
@@ -1350,7 +1350,7 @@
       <w:r>
         <w:t xml:space="preserve"> — modifié — </w:t>
       </w:r>
-      <w:hyperlink w:history="1" r:id="rId2vvrfrqvmji1z1jrob2l-">
+      <w:hyperlink w:history="1" r:id="rIdbl8101al3nu9z6k3kpaur">
         <w:r>
           <w:rPr>
             <w:rStyle w:val="Hyperlink"/>
@@ -1379,7 +1379,7 @@
       <w:r>
         <w:t xml:space="preserve"> — créé — </w:t>
       </w:r>
-      <w:hyperlink w:history="1" r:id="rIdd68jatiu6riadwcysp3ws">
+      <w:hyperlink w:history="1" r:id="rIdrc5ur8doswk4lrpqhynl-">
         <w:r>
           <w:rPr>
             <w:rStyle w:val="Hyperlink"/>
@@ -1416,7 +1416,7 @@
       <w:r>
         <w:t xml:space="preserve"> — modifié — </w:t>
       </w:r>
-      <w:hyperlink w:history="1" r:id="rIdlz9r-rfh_sf3kmogfklv8">
+      <w:hyperlink w:history="1" r:id="rIdfmslikedt6kue4h6vb3rp">
         <w:r>
           <w:rPr>
             <w:rStyle w:val="Hyperlink"/>
@@ -1445,7 +1445,7 @@
       <w:r>
         <w:t xml:space="preserve"> — modifié — </w:t>
       </w:r>
-      <w:hyperlink w:history="1" r:id="rIdbqc2_isgbxa5ieqcv7z-a">
+      <w:hyperlink w:history="1" r:id="rIdfwbx_ga0ldwyp5wmwazjm">
         <w:r>
           <w:rPr>
             <w:rStyle w:val="Hyperlink"/>
@@ -1474,7 +1474,7 @@
       <w:r>
         <w:t xml:space="preserve"> — modifié — </w:t>
       </w:r>
-      <w:hyperlink w:history="1" r:id="rIds4vmdrovvu3sfa8axdnrs">
+      <w:hyperlink w:history="1" r:id="rId4emumxwohhbf7ssh2tb39">
         <w:r>
           <w:rPr>
             <w:rStyle w:val="Hyperlink"/>
@@ -1503,7 +1503,7 @@
       <w:r>
         <w:t xml:space="preserve"> — modifié — </w:t>
       </w:r>
-      <w:hyperlink w:history="1" r:id="rIdpgtpezcpvehmv6qyzlp18">
+      <w:hyperlink w:history="1" r:id="rIdiao7ryvwps7a4zvudqfaq">
         <w:r>
           <w:rPr>
             <w:rStyle w:val="Hyperlink"/>
@@ -1532,7 +1532,7 @@
       <w:r>
         <w:t xml:space="preserve"> — modifié — </w:t>
       </w:r>
-      <w:hyperlink w:history="1" r:id="rId0rqn-rhlfwbqjvusatt3n">
+      <w:hyperlink w:history="1" r:id="rIddg9xzobfkq2ctonzwkgul">
         <w:r>
           <w:rPr>
             <w:rStyle w:val="Hyperlink"/>
@@ -1561,7 +1561,7 @@
       <w:r>
         <w:t xml:space="preserve"> — créé — </w:t>
       </w:r>
-      <w:hyperlink w:history="1" r:id="rIdhrccp59cjdt7-ndbqf9h1">
+      <w:hyperlink w:history="1" r:id="rIdgvnwhsmbgoiizby_lcxi4">
         <w:r>
           <w:rPr>
             <w:rStyle w:val="Hyperlink"/>
@@ -1590,7 +1590,7 @@
       <w:r>
         <w:t xml:space="preserve"> — modifié — </w:t>
       </w:r>
-      <w:hyperlink w:history="1" r:id="rIdwkhdyvhab-kdaccvjlzlw">
+      <w:hyperlink w:history="1" r:id="rIdi5p1bxuxosy7jg5tvu5yl">
         <w:r>
           <w:rPr>
             <w:rStyle w:val="Hyperlink"/>
@@ -1619,7 +1619,7 @@
       <w:r>
         <w:t xml:space="preserve"> — créé — </w:t>
       </w:r>
-      <w:hyperlink w:history="1" r:id="rIdeaut34nsaoqsjzs8gsqoo">
+      <w:hyperlink w:history="1" r:id="rIdfyjlptco1vankjerynmyf">
         <w:r>
           <w:rPr>
             <w:rStyle w:val="Hyperlink"/>
@@ -1648,7 +1648,7 @@
       <w:r>
         <w:t xml:space="preserve"> — créé — </w:t>
       </w:r>
-      <w:hyperlink w:history="1" r:id="rIdevys_xxykkpkhcwt7djjb">
+      <w:hyperlink w:history="1" r:id="rIdeuh2-xxxlmnq-8htxgowd">
         <w:r>
           <w:rPr>
             <w:rStyle w:val="Hyperlink"/>
@@ -1677,7 +1677,7 @@
       <w:r>
         <w:t xml:space="preserve"> — créé — </w:t>
       </w:r>
-      <w:hyperlink w:history="1" r:id="rIdpkkgnbpsjjmkgozpjnnhn">
+      <w:hyperlink w:history="1" r:id="rIdkxodcgx-d17mp2pvbzsjw">
         <w:r>
           <w:rPr>
             <w:rStyle w:val="Hyperlink"/>
@@ -1714,7 +1714,7 @@
       <w:r>
         <w:t xml:space="preserve"> — modifié — </w:t>
       </w:r>
-      <w:hyperlink w:history="1" r:id="rIdeqpabtwhgvjbzkgrmleag">
+      <w:hyperlink w:history="1" r:id="rIdbwxiiuzisajfjqilpjgwh">
         <w:r>
           <w:rPr>
             <w:rStyle w:val="Hyperlink"/>
@@ -1743,7 +1743,7 @@
       <w:r>
         <w:t xml:space="preserve"> — créé — </w:t>
       </w:r>
-      <w:hyperlink w:history="1" r:id="rIdbmpl8l-bnlky3pvpx4il4">
+      <w:hyperlink w:history="1" r:id="rIdqggrwprs_4ubarklexhxs">
         <w:r>
           <w:rPr>
             <w:rStyle w:val="Hyperlink"/>
@@ -1772,7 +1772,7 @@
       <w:r>
         <w:t xml:space="preserve"> — créé — </w:t>
       </w:r>
-      <w:hyperlink w:history="1" r:id="rIdicaqq8usvairoohj-hg0g">
+      <w:hyperlink w:history="1" r:id="rId3wvnk-xgh2d_jzyf51zso">
         <w:r>
           <w:rPr>
             <w:rStyle w:val="Hyperlink"/>
@@ -1801,7 +1801,7 @@
       <w:r>
         <w:t xml:space="preserve"> — créé — </w:t>
       </w:r>
-      <w:hyperlink w:history="1" r:id="rIdqozlpiw0mfhm8fvo28ypx">
+      <w:hyperlink w:history="1" r:id="rIdjhbqpavwvyd1gerlmzitm">
         <w:r>
           <w:rPr>
             <w:rStyle w:val="Hyperlink"/>
@@ -1830,7 +1830,7 @@
       <w:r>
         <w:t xml:space="preserve"> — modifié — </w:t>
       </w:r>
-      <w:hyperlink w:history="1" r:id="rIdmng3d7xntyab0qlzlm9ai">
+      <w:hyperlink w:history="1" r:id="rIdh4dmduodf3acwyuoejikj">
         <w:r>
           <w:rPr>
             <w:rStyle w:val="Hyperlink"/>
@@ -1859,7 +1859,7 @@
       <w:r>
         <w:t xml:space="preserve"> — modifié — </w:t>
       </w:r>
-      <w:hyperlink w:history="1" r:id="rIdghnsypwa77w4a4jxgy7x1">
+      <w:hyperlink w:history="1" r:id="rIdxurgrqxh6ii4bdjwcyoin">
         <w:r>
           <w:rPr>
             <w:rStyle w:val="Hyperlink"/>
@@ -1888,7 +1888,7 @@
       <w:r>
         <w:t xml:space="preserve"> — modifié — </w:t>
       </w:r>
-      <w:hyperlink w:history="1" r:id="rIdodttb4cl0hsif4jj2zjbr">
+      <w:hyperlink w:history="1" r:id="rId-hmismc9crrhy73iwy0fr">
         <w:r>
           <w:rPr>
             <w:rStyle w:val="Hyperlink"/>
@@ -1925,7 +1925,7 @@
       <w:r>
         <w:t xml:space="preserve"> — modifié — </w:t>
       </w:r>
-      <w:hyperlink w:history="1" r:id="rIdubwidhagvpnw2zsskjk1_">
+      <w:hyperlink w:history="1" r:id="rIdis3qj62uux4town7wricu">
         <w:r>
           <w:rPr>
             <w:rStyle w:val="Hyperlink"/>
@@ -1954,7 +1954,7 @@
       <w:r>
         <w:t xml:space="preserve"> — modifié — </w:t>
       </w:r>
-      <w:hyperlink w:history="1" r:id="rIdsz3_3vygw1jfr2elaxhlz">
+      <w:hyperlink w:history="1" r:id="rIdulu2q4f1gqjto21tf_jn9">
         <w:r>
           <w:rPr>
             <w:rStyle w:val="Hyperlink"/>
@@ -1991,7 +1991,7 @@
       <w:r>
         <w:t xml:space="preserve"> — modifié — </w:t>
       </w:r>
-      <w:hyperlink w:history="1" r:id="rId3j2ytthf2iaxpqfqhpzhw">
+      <w:hyperlink w:history="1" r:id="rIdzcep2weumbpafhi5pj-p_">
         <w:r>
           <w:rPr>
             <w:rStyle w:val="Hyperlink"/>
@@ -2028,7 +2028,7 @@
       <w:r>
         <w:t xml:space="preserve"> — modifié — </w:t>
       </w:r>
-      <w:hyperlink w:history="1" r:id="rId9tuibry_9gtamcp0ctxx2">
+      <w:hyperlink w:history="1" r:id="rIdfy6e1gabfx_0epnq9wxx7">
         <w:r>
           <w:rPr>
             <w:rStyle w:val="Hyperlink"/>

--- a/docs/developpement/phases/word/PHASE_47_CARTE_ABONNE_DANS_APPLE_WALLET_ET_GOOGLE_WALLET.docx
+++ b/docs/developpement/phases/word/PHASE_47_CARTE_ABONNE_DANS_APPLE_WALLET_ET_GOOGLE_WALLET.docx
@@ -18,9 +18,9 @@
         <w:shd w:fill="F6F3FF" w:color="auto" w:val="clear"/>
       </w:pPr>
       <w:r>
-        <w:t xml:space="preserve">FlaiX Expert · dossier de développement · généré le 2026-10-24 depuis le dépôt </w:t>
-      </w:r>
-      <w:hyperlink w:history="1" r:id="rIdllb9_rfqrpdqdqqcs3xkp">
+        <w:t xml:space="preserve">FlaiX Expert · dossier de développement · généré le 2026-10-25 depuis le dépôt </w:t>
+      </w:r>
+      <w:hyperlink w:history="1" r:id="rIdtjjwzkjtpw2wrd1ppfq_1">
         <w:r>
           <w:rPr>
             <w:rStyle w:val="Hyperlink"/>
@@ -994,7 +994,7 @@
           <w:numId w:val="2"/>
         </w:numPr>
       </w:pPr>
-      <w:hyperlink w:history="1" r:id="rId0v7lbhjqglhhokbiejg13">
+      <w:hyperlink w:history="1" r:id="rIdnezkvgrubswim1s9yq0jk">
         <w:r>
           <w:rPr>
             <w:rStyle w:val="Hyperlink"/>
@@ -1014,7 +1014,7 @@
           <w:numId w:val="2"/>
         </w:numPr>
       </w:pPr>
-      <w:hyperlink w:history="1" r:id="rIdqyqj3qpftmv9m10o4w6sd">
+      <w:hyperlink w:history="1" r:id="rId1t4i8tqo5ope_8cxpastm">
         <w:r>
           <w:rPr>
             <w:rStyle w:val="Hyperlink"/>
@@ -1034,7 +1034,7 @@
           <w:numId w:val="2"/>
         </w:numPr>
       </w:pPr>
-      <w:hyperlink w:history="1" r:id="rIdjhsmcmg4ow-aupjnkmqmd">
+      <w:hyperlink w:history="1" r:id="rId6eaxesvhc4kg6fbngfbxl">
         <w:r>
           <w:rPr>
             <w:rStyle w:val="Hyperlink"/>
@@ -1054,7 +1054,7 @@
           <w:numId w:val="2"/>
         </w:numPr>
       </w:pPr>
-      <w:hyperlink w:history="1" r:id="rIdwlnfgf39mig42no82x_bc">
+      <w:hyperlink w:history="1" r:id="rIdie57ub8z1ph0jqau6_cpb">
         <w:r>
           <w:rPr>
             <w:rStyle w:val="Hyperlink"/>
@@ -1102,7 +1102,7 @@
       <w:r>
         <w:t xml:space="preserve"> — créé — </w:t>
       </w:r>
-      <w:hyperlink w:history="1" r:id="rIdpnajnlhnsjdbig-ofgphz">
+      <w:hyperlink w:history="1" r:id="rIdmcgtehkro3timbsmixd3i">
         <w:r>
           <w:rPr>
             <w:rStyle w:val="Hyperlink"/>
@@ -1139,7 +1139,7 @@
       <w:r>
         <w:t xml:space="preserve"> — modifié — </w:t>
       </w:r>
-      <w:hyperlink w:history="1" r:id="rIdtz7dmioozqbn7dcoqp40e">
+      <w:hyperlink w:history="1" r:id="rIdgn8xwjqdz97lhplieqm-_">
         <w:r>
           <w:rPr>
             <w:rStyle w:val="Hyperlink"/>
@@ -1168,7 +1168,7 @@
       <w:r>
         <w:t xml:space="preserve"> — créé — </w:t>
       </w:r>
-      <w:hyperlink w:history="1" r:id="rId37g-tyzy1s6llxhxtynll">
+      <w:hyperlink w:history="1" r:id="rIdrsyji8a0vmu_9unq1ski6">
         <w:r>
           <w:rPr>
             <w:rStyle w:val="Hyperlink"/>
@@ -1197,7 +1197,7 @@
       <w:r>
         <w:t xml:space="preserve"> — créé — </w:t>
       </w:r>
-      <w:hyperlink w:history="1" r:id="rIdi4m8ui994wk8ovrmjdy_x">
+      <w:hyperlink w:history="1" r:id="rIdrfqyahrehn1xplfv4ofxe">
         <w:r>
           <w:rPr>
             <w:rStyle w:val="Hyperlink"/>
@@ -1226,7 +1226,7 @@
       <w:r>
         <w:t xml:space="preserve"> — créé — </w:t>
       </w:r>
-      <w:hyperlink w:history="1" r:id="rIdf8vyjnnwpdluqavselwtm">
+      <w:hyperlink w:history="1" r:id="rIduvl2_fhyedfmwuvwwgjg8">
         <w:r>
           <w:rPr>
             <w:rStyle w:val="Hyperlink"/>
@@ -1263,7 +1263,7 @@
       <w:r>
         <w:t xml:space="preserve"> — modifié — </w:t>
       </w:r>
-      <w:hyperlink w:history="1" r:id="rIdispyrwn_wzzgfe4xd9zfb">
+      <w:hyperlink w:history="1" r:id="rId3tsarnxhvpuduwamp3yfa">
         <w:r>
           <w:rPr>
             <w:rStyle w:val="Hyperlink"/>
@@ -1292,7 +1292,7 @@
       <w:r>
         <w:t xml:space="preserve"> — modifié — </w:t>
       </w:r>
-      <w:hyperlink w:history="1" r:id="rIdlstxct8vdfzup8mlm1vp3">
+      <w:hyperlink w:history="1" r:id="rId9ch93mbof20mfbgezywvu">
         <w:r>
           <w:rPr>
             <w:rStyle w:val="Hyperlink"/>
@@ -1321,7 +1321,7 @@
       <w:r>
         <w:t xml:space="preserve"> — modifié — </w:t>
       </w:r>
-      <w:hyperlink w:history="1" r:id="rIdajidbvh0vol2cjqgvzfwu">
+      <w:hyperlink w:history="1" r:id="rIdmqfjthunzuerkz1s9xfjk">
         <w:r>
           <w:rPr>
             <w:rStyle w:val="Hyperlink"/>
@@ -1350,7 +1350,7 @@
       <w:r>
         <w:t xml:space="preserve"> — modifié — </w:t>
       </w:r>
-      <w:hyperlink w:history="1" r:id="rIdbl8101al3nu9z6k3kpaur">
+      <w:hyperlink w:history="1" r:id="rIdqo8jmjo0flhjtdldraafq">
         <w:r>
           <w:rPr>
             <w:rStyle w:val="Hyperlink"/>
@@ -1379,7 +1379,7 @@
       <w:r>
         <w:t xml:space="preserve"> — créé — </w:t>
       </w:r>
-      <w:hyperlink w:history="1" r:id="rIdrc5ur8doswk4lrpqhynl-">
+      <w:hyperlink w:history="1" r:id="rId2ysck329hdftdgodt72ky">
         <w:r>
           <w:rPr>
             <w:rStyle w:val="Hyperlink"/>
@@ -1416,7 +1416,7 @@
       <w:r>
         <w:t xml:space="preserve"> — modifié — </w:t>
       </w:r>
-      <w:hyperlink w:history="1" r:id="rIdfmslikedt6kue4h6vb3rp">
+      <w:hyperlink w:history="1" r:id="rIdhdte6otlhjekpuzhz1uuw">
         <w:r>
           <w:rPr>
             <w:rStyle w:val="Hyperlink"/>
@@ -1445,7 +1445,7 @@
       <w:r>
         <w:t xml:space="preserve"> — modifié — </w:t>
       </w:r>
-      <w:hyperlink w:history="1" r:id="rIdfwbx_ga0ldwyp5wmwazjm">
+      <w:hyperlink w:history="1" r:id="rIdd76j1tg6srah_keygt4xn">
         <w:r>
           <w:rPr>
             <w:rStyle w:val="Hyperlink"/>
@@ -1474,7 +1474,7 @@
       <w:r>
         <w:t xml:space="preserve"> — modifié — </w:t>
       </w:r>
-      <w:hyperlink w:history="1" r:id="rId4emumxwohhbf7ssh2tb39">
+      <w:hyperlink w:history="1" r:id="rIdfi6roy0rbhias4itzbxhk">
         <w:r>
           <w:rPr>
             <w:rStyle w:val="Hyperlink"/>
@@ -1503,7 +1503,7 @@
       <w:r>
         <w:t xml:space="preserve"> — modifié — </w:t>
       </w:r>
-      <w:hyperlink w:history="1" r:id="rIdiao7ryvwps7a4zvudqfaq">
+      <w:hyperlink w:history="1" r:id="rIddfszmnq9s8wk6pb4j6v7d">
         <w:r>
           <w:rPr>
             <w:rStyle w:val="Hyperlink"/>
@@ -1532,7 +1532,7 @@
       <w:r>
         <w:t xml:space="preserve"> — modifié — </w:t>
       </w:r>
-      <w:hyperlink w:history="1" r:id="rIddg9xzobfkq2ctonzwkgul">
+      <w:hyperlink w:history="1" r:id="rIdqejh_k2dwy-t5gqjpegf4">
         <w:r>
           <w:rPr>
             <w:rStyle w:val="Hyperlink"/>
@@ -1561,7 +1561,7 @@
       <w:r>
         <w:t xml:space="preserve"> — créé — </w:t>
       </w:r>
-      <w:hyperlink w:history="1" r:id="rIdgvnwhsmbgoiizby_lcxi4">
+      <w:hyperlink w:history="1" r:id="rIdhexwel8vsslcfwaoyttf9">
         <w:r>
           <w:rPr>
             <w:rStyle w:val="Hyperlink"/>
@@ -1590,7 +1590,7 @@
       <w:r>
         <w:t xml:space="preserve"> — modifié — </w:t>
       </w:r>
-      <w:hyperlink w:history="1" r:id="rIdi5p1bxuxosy7jg5tvu5yl">
+      <w:hyperlink w:history="1" r:id="rIdqrqd4_d1t_juigylv4nua">
         <w:r>
           <w:rPr>
             <w:rStyle w:val="Hyperlink"/>
@@ -1619,7 +1619,7 @@
       <w:r>
         <w:t xml:space="preserve"> — créé — </w:t>
       </w:r>
-      <w:hyperlink w:history="1" r:id="rIdfyjlptco1vankjerynmyf">
+      <w:hyperlink w:history="1" r:id="rIdllh2t8ekzfbzfqiafebno">
         <w:r>
           <w:rPr>
             <w:rStyle w:val="Hyperlink"/>
@@ -1648,7 +1648,7 @@
       <w:r>
         <w:t xml:space="preserve"> — créé — </w:t>
       </w:r>
-      <w:hyperlink w:history="1" r:id="rIdeuh2-xxxlmnq-8htxgowd">
+      <w:hyperlink w:history="1" r:id="rIdupm8apiclcodszubty9fs">
         <w:r>
           <w:rPr>
             <w:rStyle w:val="Hyperlink"/>
@@ -1677,7 +1677,7 @@
       <w:r>
         <w:t xml:space="preserve"> — créé — </w:t>
       </w:r>
-      <w:hyperlink w:history="1" r:id="rIdkxodcgx-d17mp2pvbzsjw">
+      <w:hyperlink w:history="1" r:id="rIdalh-dkbqxydjx4qgf-tex">
         <w:r>
           <w:rPr>
             <w:rStyle w:val="Hyperlink"/>
@@ -1714,7 +1714,7 @@
       <w:r>
         <w:t xml:space="preserve"> — modifié — </w:t>
       </w:r>
-      <w:hyperlink w:history="1" r:id="rIdbwxiiuzisajfjqilpjgwh">
+      <w:hyperlink w:history="1" r:id="rIdaz257d91556kd-shjpj_3">
         <w:r>
           <w:rPr>
             <w:rStyle w:val="Hyperlink"/>
@@ -1743,7 +1743,7 @@
       <w:r>
         <w:t xml:space="preserve"> — créé — </w:t>
       </w:r>
-      <w:hyperlink w:history="1" r:id="rIdqggrwprs_4ubarklexhxs">
+      <w:hyperlink w:history="1" r:id="rIdgsg3111l1dl8mnsiuqayk">
         <w:r>
           <w:rPr>
             <w:rStyle w:val="Hyperlink"/>
@@ -1772,7 +1772,7 @@
       <w:r>
         <w:t xml:space="preserve"> — créé — </w:t>
       </w:r>
-      <w:hyperlink w:history="1" r:id="rId3wvnk-xgh2d_jzyf51zso">
+      <w:hyperlink w:history="1" r:id="rIdeendaxxxofy-rcxwe5-da">
         <w:r>
           <w:rPr>
             <w:rStyle w:val="Hyperlink"/>
@@ -1801,7 +1801,7 @@
       <w:r>
         <w:t xml:space="preserve"> — créé — </w:t>
       </w:r>
-      <w:hyperlink w:history="1" r:id="rIdjhbqpavwvyd1gerlmzitm">
+      <w:hyperlink w:history="1" r:id="rIdzvydrtcwzribhakfo4rvv">
         <w:r>
           <w:rPr>
             <w:rStyle w:val="Hyperlink"/>
@@ -1830,7 +1830,7 @@
       <w:r>
         <w:t xml:space="preserve"> — modifié — </w:t>
       </w:r>
-      <w:hyperlink w:history="1" r:id="rIdh4dmduodf3acwyuoejikj">
+      <w:hyperlink w:history="1" r:id="rIdra21zyuzpxwart8nx0y2y">
         <w:r>
           <w:rPr>
             <w:rStyle w:val="Hyperlink"/>
@@ -1859,7 +1859,7 @@
       <w:r>
         <w:t xml:space="preserve"> — modifié — </w:t>
       </w:r>
-      <w:hyperlink w:history="1" r:id="rIdxurgrqxh6ii4bdjwcyoin">
+      <w:hyperlink w:history="1" r:id="rIdhtndkhudirv7hvzyzhs3k">
         <w:r>
           <w:rPr>
             <w:rStyle w:val="Hyperlink"/>
@@ -1888,7 +1888,7 @@
       <w:r>
         <w:t xml:space="preserve"> — modifié — </w:t>
       </w:r>
-      <w:hyperlink w:history="1" r:id="rId-hmismc9crrhy73iwy0fr">
+      <w:hyperlink w:history="1" r:id="rIdoxsg24ap35hkvmq1oqpze">
         <w:r>
           <w:rPr>
             <w:rStyle w:val="Hyperlink"/>
@@ -1925,7 +1925,7 @@
       <w:r>
         <w:t xml:space="preserve"> — modifié — </w:t>
       </w:r>
-      <w:hyperlink w:history="1" r:id="rIdis3qj62uux4town7wricu">
+      <w:hyperlink w:history="1" r:id="rIdc0fqvpjaikikdrpwkz4xb">
         <w:r>
           <w:rPr>
             <w:rStyle w:val="Hyperlink"/>
@@ -1954,7 +1954,7 @@
       <w:r>
         <w:t xml:space="preserve"> — modifié — </w:t>
       </w:r>
-      <w:hyperlink w:history="1" r:id="rIdulu2q4f1gqjto21tf_jn9">
+      <w:hyperlink w:history="1" r:id="rIdiu2xfvedu-n7urhrjxoaz">
         <w:r>
           <w:rPr>
             <w:rStyle w:val="Hyperlink"/>
@@ -1991,7 +1991,7 @@
       <w:r>
         <w:t xml:space="preserve"> — modifié — </w:t>
       </w:r>
-      <w:hyperlink w:history="1" r:id="rIdzcep2weumbpafhi5pj-p_">
+      <w:hyperlink w:history="1" r:id="rIdwzhcj2wijvgfhx46yey-1">
         <w:r>
           <w:rPr>
             <w:rStyle w:val="Hyperlink"/>
@@ -2028,7 +2028,7 @@
       <w:r>
         <w:t xml:space="preserve"> — modifié — </w:t>
       </w:r>
-      <w:hyperlink w:history="1" r:id="rIdfy6e1gabfx_0epnq9wxx7">
+      <w:hyperlink w:history="1" r:id="rIdgg5jm_kxwrai0p9nsrdal">
         <w:r>
           <w:rPr>
             <w:rStyle w:val="Hyperlink"/>

--- a/docs/developpement/phases/word/PHASE_47_CARTE_ABONNE_DANS_APPLE_WALLET_ET_GOOGLE_WALLET.docx
+++ b/docs/developpement/phases/word/PHASE_47_CARTE_ABONNE_DANS_APPLE_WALLET_ET_GOOGLE_WALLET.docx
@@ -20,7 +20,7 @@
       <w:r>
         <w:t xml:space="preserve">FlaiX Expert · dossier de développement · généré le 2026-10-25 depuis le dépôt </w:t>
       </w:r>
-      <w:hyperlink w:history="1" r:id="rIdtjjwzkjtpw2wrd1ppfq_1">
+      <w:hyperlink w:history="1" r:id="rId6vbzv8x2rtvv3zvmsh_en">
         <w:r>
           <w:rPr>
             <w:rStyle w:val="Hyperlink"/>
@@ -994,7 +994,7 @@
           <w:numId w:val="2"/>
         </w:numPr>
       </w:pPr>
-      <w:hyperlink w:history="1" r:id="rIdnezkvgrubswim1s9yq0jk">
+      <w:hyperlink w:history="1" r:id="rIdr174epmbw7j3uyvgdekld">
         <w:r>
           <w:rPr>
             <w:rStyle w:val="Hyperlink"/>
@@ -1014,7 +1014,7 @@
           <w:numId w:val="2"/>
         </w:numPr>
       </w:pPr>
-      <w:hyperlink w:history="1" r:id="rId1t4i8tqo5ope_8cxpastm">
+      <w:hyperlink w:history="1" r:id="rIdbzpdopl8yihojwryfje37">
         <w:r>
           <w:rPr>
             <w:rStyle w:val="Hyperlink"/>
@@ -1034,7 +1034,7 @@
           <w:numId w:val="2"/>
         </w:numPr>
       </w:pPr>
-      <w:hyperlink w:history="1" r:id="rId6eaxesvhc4kg6fbngfbxl">
+      <w:hyperlink w:history="1" r:id="rIdxa0vtekdtk0pp-jflhsv2">
         <w:r>
           <w:rPr>
             <w:rStyle w:val="Hyperlink"/>
@@ -1054,7 +1054,7 @@
           <w:numId w:val="2"/>
         </w:numPr>
       </w:pPr>
-      <w:hyperlink w:history="1" r:id="rIdie57ub8z1ph0jqau6_cpb">
+      <w:hyperlink w:history="1" r:id="rIdpdht3ehi0uwx7ooxsk__3">
         <w:r>
           <w:rPr>
             <w:rStyle w:val="Hyperlink"/>
@@ -1102,7 +1102,7 @@
       <w:r>
         <w:t xml:space="preserve"> — créé — </w:t>
       </w:r>
-      <w:hyperlink w:history="1" r:id="rIdmcgtehkro3timbsmixd3i">
+      <w:hyperlink w:history="1" r:id="rId2utyvl9xbfqvfkzbku_1m">
         <w:r>
           <w:rPr>
             <w:rStyle w:val="Hyperlink"/>
@@ -1139,7 +1139,7 @@
       <w:r>
         <w:t xml:space="preserve"> — modifié — </w:t>
       </w:r>
-      <w:hyperlink w:history="1" r:id="rIdgn8xwjqdz97lhplieqm-_">
+      <w:hyperlink w:history="1" r:id="rIdr41jl1uvmwts-w9b9ondr">
         <w:r>
           <w:rPr>
             <w:rStyle w:val="Hyperlink"/>
@@ -1168,7 +1168,7 @@
       <w:r>
         <w:t xml:space="preserve"> — créé — </w:t>
       </w:r>
-      <w:hyperlink w:history="1" r:id="rIdrsyji8a0vmu_9unq1ski6">
+      <w:hyperlink w:history="1" r:id="rIdzbilin3kdo9nqxa_vouum">
         <w:r>
           <w:rPr>
             <w:rStyle w:val="Hyperlink"/>
@@ -1197,7 +1197,7 @@
       <w:r>
         <w:t xml:space="preserve"> — créé — </w:t>
       </w:r>
-      <w:hyperlink w:history="1" r:id="rIdrfqyahrehn1xplfv4ofxe">
+      <w:hyperlink w:history="1" r:id="rId6edn92qgsrshb5lj7qhvx">
         <w:r>
           <w:rPr>
             <w:rStyle w:val="Hyperlink"/>
@@ -1226,7 +1226,7 @@
       <w:r>
         <w:t xml:space="preserve"> — créé — </w:t>
       </w:r>
-      <w:hyperlink w:history="1" r:id="rIduvl2_fhyedfmwuvwwgjg8">
+      <w:hyperlink w:history="1" r:id="rIdiqjm8q5wqj30tmas2vdfg">
         <w:r>
           <w:rPr>
             <w:rStyle w:val="Hyperlink"/>
@@ -1263,7 +1263,7 @@
       <w:r>
         <w:t xml:space="preserve"> — modifié — </w:t>
       </w:r>
-      <w:hyperlink w:history="1" r:id="rId3tsarnxhvpuduwamp3yfa">
+      <w:hyperlink w:history="1" r:id="rIdogl20ve1asvtwztpswhc1">
         <w:r>
           <w:rPr>
             <w:rStyle w:val="Hyperlink"/>
@@ -1292,7 +1292,7 @@
       <w:r>
         <w:t xml:space="preserve"> — modifié — </w:t>
       </w:r>
-      <w:hyperlink w:history="1" r:id="rId9ch93mbof20mfbgezywvu">
+      <w:hyperlink w:history="1" r:id="rIdyatgvtgdshddtdc4-9yn7">
         <w:r>
           <w:rPr>
             <w:rStyle w:val="Hyperlink"/>
@@ -1321,7 +1321,7 @@
       <w:r>
         <w:t xml:space="preserve"> — modifié — </w:t>
       </w:r>
-      <w:hyperlink w:history="1" r:id="rIdmqfjthunzuerkz1s9xfjk">
+      <w:hyperlink w:history="1" r:id="rId-npklqxhcgcf3tjd3jbbo">
         <w:r>
           <w:rPr>
             <w:rStyle w:val="Hyperlink"/>
@@ -1350,7 +1350,7 @@
       <w:r>
         <w:t xml:space="preserve"> — modifié — </w:t>
       </w:r>
-      <w:hyperlink w:history="1" r:id="rIdqo8jmjo0flhjtdldraafq">
+      <w:hyperlink w:history="1" r:id="rIdeullgr8xhp-r4xpd6ha9g">
         <w:r>
           <w:rPr>
             <w:rStyle w:val="Hyperlink"/>
@@ -1379,7 +1379,7 @@
       <w:r>
         <w:t xml:space="preserve"> — créé — </w:t>
       </w:r>
-      <w:hyperlink w:history="1" r:id="rId2ysck329hdftdgodt72ky">
+      <w:hyperlink w:history="1" r:id="rId2zk0muafevsh8x5yap_va">
         <w:r>
           <w:rPr>
             <w:rStyle w:val="Hyperlink"/>
@@ -1416,7 +1416,7 @@
       <w:r>
         <w:t xml:space="preserve"> — modifié — </w:t>
       </w:r>
-      <w:hyperlink w:history="1" r:id="rIdhdte6otlhjekpuzhz1uuw">
+      <w:hyperlink w:history="1" r:id="rIdlsrlei2vmyikcioxr8gid">
         <w:r>
           <w:rPr>
             <w:rStyle w:val="Hyperlink"/>
@@ -1445,7 +1445,7 @@
       <w:r>
         <w:t xml:space="preserve"> — modifié — </w:t>
       </w:r>
-      <w:hyperlink w:history="1" r:id="rIdd76j1tg6srah_keygt4xn">
+      <w:hyperlink w:history="1" r:id="rIdzibexolfx43kqqd5k4x2k">
         <w:r>
           <w:rPr>
             <w:rStyle w:val="Hyperlink"/>
@@ -1474,7 +1474,7 @@
       <w:r>
         <w:t xml:space="preserve"> — modifié — </w:t>
       </w:r>
-      <w:hyperlink w:history="1" r:id="rIdfi6roy0rbhias4itzbxhk">
+      <w:hyperlink w:history="1" r:id="rIdqewo89mfgcdbywe6zug1r">
         <w:r>
           <w:rPr>
             <w:rStyle w:val="Hyperlink"/>
@@ -1503,7 +1503,7 @@
       <w:r>
         <w:t xml:space="preserve"> — modifié — </w:t>
       </w:r>
-      <w:hyperlink w:history="1" r:id="rIddfszmnq9s8wk6pb4j6v7d">
+      <w:hyperlink w:history="1" r:id="rIdygur3odsimphlixoiqzyv">
         <w:r>
           <w:rPr>
             <w:rStyle w:val="Hyperlink"/>
@@ -1532,7 +1532,7 @@
       <w:r>
         <w:t xml:space="preserve"> — modifié — </w:t>
       </w:r>
-      <w:hyperlink w:history="1" r:id="rIdqejh_k2dwy-t5gqjpegf4">
+      <w:hyperlink w:history="1" r:id="rIdxs_ehjafwq7miojjn60wr">
         <w:r>
           <w:rPr>
             <w:rStyle w:val="Hyperlink"/>
@@ -1561,7 +1561,7 @@
       <w:r>
         <w:t xml:space="preserve"> — créé — </w:t>
       </w:r>
-      <w:hyperlink w:history="1" r:id="rIdhexwel8vsslcfwaoyttf9">
+      <w:hyperlink w:history="1" r:id="rIdiqse0opwacoejtdvdttfa">
         <w:r>
           <w:rPr>
             <w:rStyle w:val="Hyperlink"/>
@@ -1590,7 +1590,7 @@
       <w:r>
         <w:t xml:space="preserve"> — modifié — </w:t>
       </w:r>
-      <w:hyperlink w:history="1" r:id="rIdqrqd4_d1t_juigylv4nua">
+      <w:hyperlink w:history="1" r:id="rIdgonpfmjsbo7qgqgw0rdye">
         <w:r>
           <w:rPr>
             <w:rStyle w:val="Hyperlink"/>
@@ -1619,7 +1619,7 @@
       <w:r>
         <w:t xml:space="preserve"> — créé — </w:t>
       </w:r>
-      <w:hyperlink w:history="1" r:id="rIdllh2t8ekzfbzfqiafebno">
+      <w:hyperlink w:history="1" r:id="rId4iyarcft30zh3mh8quscr">
         <w:r>
           <w:rPr>
             <w:rStyle w:val="Hyperlink"/>
@@ -1648,7 +1648,7 @@
       <w:r>
         <w:t xml:space="preserve"> — créé — </w:t>
       </w:r>
-      <w:hyperlink w:history="1" r:id="rIdupm8apiclcodszubty9fs">
+      <w:hyperlink w:history="1" r:id="rIds4d9bb5r0f6pfbmvt2gkx">
         <w:r>
           <w:rPr>
             <w:rStyle w:val="Hyperlink"/>
@@ -1677,7 +1677,7 @@
       <w:r>
         <w:t xml:space="preserve"> — créé — </w:t>
       </w:r>
-      <w:hyperlink w:history="1" r:id="rIdalh-dkbqxydjx4qgf-tex">
+      <w:hyperlink w:history="1" r:id="rIdbpyz2o7nwjzwbliqdkhwf">
         <w:r>
           <w:rPr>
             <w:rStyle w:val="Hyperlink"/>
@@ -1714,7 +1714,7 @@
       <w:r>
         <w:t xml:space="preserve"> — modifié — </w:t>
       </w:r>
-      <w:hyperlink w:history="1" r:id="rIdaz257d91556kd-shjpj_3">
+      <w:hyperlink w:history="1" r:id="rIdpmseiidzpc843t1-n34lw">
         <w:r>
           <w:rPr>
             <w:rStyle w:val="Hyperlink"/>
@@ -1743,7 +1743,7 @@
       <w:r>
         <w:t xml:space="preserve"> — créé — </w:t>
       </w:r>
-      <w:hyperlink w:history="1" r:id="rIdgsg3111l1dl8mnsiuqayk">
+      <w:hyperlink w:history="1" r:id="rIdwdof0v1f6fqrwec1mrf23">
         <w:r>
           <w:rPr>
             <w:rStyle w:val="Hyperlink"/>
@@ -1772,7 +1772,7 @@
       <w:r>
         <w:t xml:space="preserve"> — créé — </w:t>
       </w:r>
-      <w:hyperlink w:history="1" r:id="rIdeendaxxxofy-rcxwe5-da">
+      <w:hyperlink w:history="1" r:id="rId2vhnl0zq0brsa7lkfp0zz">
         <w:r>
           <w:rPr>
             <w:rStyle w:val="Hyperlink"/>
@@ -1801,7 +1801,7 @@
       <w:r>
         <w:t xml:space="preserve"> — créé — </w:t>
       </w:r>
-      <w:hyperlink w:history="1" r:id="rIdzvydrtcwzribhakfo4rvv">
+      <w:hyperlink w:history="1" r:id="rIdqkis8gcahmiuy1yadzkso">
         <w:r>
           <w:rPr>
             <w:rStyle w:val="Hyperlink"/>
@@ -1830,7 +1830,7 @@
       <w:r>
         <w:t xml:space="preserve"> — modifié — </w:t>
       </w:r>
-      <w:hyperlink w:history="1" r:id="rIdra21zyuzpxwart8nx0y2y">
+      <w:hyperlink w:history="1" r:id="rIdgieu7fkx-qx4yu7inbdv3">
         <w:r>
           <w:rPr>
             <w:rStyle w:val="Hyperlink"/>
@@ -1859,7 +1859,7 @@
       <w:r>
         <w:t xml:space="preserve"> — modifié — </w:t>
       </w:r>
-      <w:hyperlink w:history="1" r:id="rIdhtndkhudirv7hvzyzhs3k">
+      <w:hyperlink w:history="1" r:id="rId-ujzcnjxgpnvzgbmv6kim">
         <w:r>
           <w:rPr>
             <w:rStyle w:val="Hyperlink"/>
@@ -1888,7 +1888,7 @@
       <w:r>
         <w:t xml:space="preserve"> — modifié — </w:t>
       </w:r>
-      <w:hyperlink w:history="1" r:id="rIdoxsg24ap35hkvmq1oqpze">
+      <w:hyperlink w:history="1" r:id="rIdlcoktmqj2jvn_vlasfjwc">
         <w:r>
           <w:rPr>
             <w:rStyle w:val="Hyperlink"/>
@@ -1925,7 +1925,7 @@
       <w:r>
         <w:t xml:space="preserve"> — modifié — </w:t>
       </w:r>
-      <w:hyperlink w:history="1" r:id="rIdc0fqvpjaikikdrpwkz4xb">
+      <w:hyperlink w:history="1" r:id="rIddikyl-lszn2hajkeqvfb6">
         <w:r>
           <w:rPr>
             <w:rStyle w:val="Hyperlink"/>
@@ -1954,7 +1954,7 @@
       <w:r>
         <w:t xml:space="preserve"> — modifié — </w:t>
       </w:r>
-      <w:hyperlink w:history="1" r:id="rIdiu2xfvedu-n7urhrjxoaz">
+      <w:hyperlink w:history="1" r:id="rId7ticwkmfw54mkokn5l6vi">
         <w:r>
           <w:rPr>
             <w:rStyle w:val="Hyperlink"/>
@@ -1991,7 +1991,7 @@
       <w:r>
         <w:t xml:space="preserve"> — modifié — </w:t>
       </w:r>
-      <w:hyperlink w:history="1" r:id="rIdwzhcj2wijvgfhx46yey-1">
+      <w:hyperlink w:history="1" r:id="rIdnhra9ac-bnrytoo7t-80p">
         <w:r>
           <w:rPr>
             <w:rStyle w:val="Hyperlink"/>
@@ -2028,7 +2028,7 @@
       <w:r>
         <w:t xml:space="preserve"> — modifié — </w:t>
       </w:r>
-      <w:hyperlink w:history="1" r:id="rIdgg5jm_kxwrai0p9nsrdal">
+      <w:hyperlink w:history="1" r:id="rIdayg0jn5gvs-r3c99jirni">
         <w:r>
           <w:rPr>
             <w:rStyle w:val="Hyperlink"/>

--- a/docs/developpement/phases/word/PHASE_47_CARTE_ABONNE_DANS_APPLE_WALLET_ET_GOOGLE_WALLET.docx
+++ b/docs/developpement/phases/word/PHASE_47_CARTE_ABONNE_DANS_APPLE_WALLET_ET_GOOGLE_WALLET.docx
@@ -20,7 +20,7 @@
       <w:r>
         <w:t xml:space="preserve">FlaiX Expert · dossier de développement · généré le 2026-10-25 depuis le dépôt </w:t>
       </w:r>
-      <w:hyperlink w:history="1" r:id="rId6vbzv8x2rtvv3zvmsh_en">
+      <w:hyperlink w:history="1" r:id="rIdy4mqbwvbvvhcxwsow3r5a">
         <w:r>
           <w:rPr>
             <w:rStyle w:val="Hyperlink"/>
@@ -994,7 +994,7 @@
           <w:numId w:val="2"/>
         </w:numPr>
       </w:pPr>
-      <w:hyperlink w:history="1" r:id="rIdr174epmbw7j3uyvgdekld">
+      <w:hyperlink w:history="1" r:id="rIdu1bvln5uts4tbxgni5ha4">
         <w:r>
           <w:rPr>
             <w:rStyle w:val="Hyperlink"/>
@@ -1014,7 +1014,7 @@
           <w:numId w:val="2"/>
         </w:numPr>
       </w:pPr>
-      <w:hyperlink w:history="1" r:id="rIdbzpdopl8yihojwryfje37">
+      <w:hyperlink w:history="1" r:id="rIdfqjr_v88l-jldxkemcxga">
         <w:r>
           <w:rPr>
             <w:rStyle w:val="Hyperlink"/>
@@ -1034,7 +1034,7 @@
           <w:numId w:val="2"/>
         </w:numPr>
       </w:pPr>
-      <w:hyperlink w:history="1" r:id="rIdxa0vtekdtk0pp-jflhsv2">
+      <w:hyperlink w:history="1" r:id="rId_35z83kk3kksvpyryxpqx">
         <w:r>
           <w:rPr>
             <w:rStyle w:val="Hyperlink"/>
@@ -1054,7 +1054,7 @@
           <w:numId w:val="2"/>
         </w:numPr>
       </w:pPr>
-      <w:hyperlink w:history="1" r:id="rIdpdht3ehi0uwx7ooxsk__3">
+      <w:hyperlink w:history="1" r:id="rIdj32bpmw7iuqutjxinrnly">
         <w:r>
           <w:rPr>
             <w:rStyle w:val="Hyperlink"/>
@@ -1102,7 +1102,7 @@
       <w:r>
         <w:t xml:space="preserve"> — créé — </w:t>
       </w:r>
-      <w:hyperlink w:history="1" r:id="rId2utyvl9xbfqvfkzbku_1m">
+      <w:hyperlink w:history="1" r:id="rId0ehkslp6xtgfh5vo9xglf">
         <w:r>
           <w:rPr>
             <w:rStyle w:val="Hyperlink"/>
@@ -1139,7 +1139,7 @@
       <w:r>
         <w:t xml:space="preserve"> — modifié — </w:t>
       </w:r>
-      <w:hyperlink w:history="1" r:id="rIdr41jl1uvmwts-w9b9ondr">
+      <w:hyperlink w:history="1" r:id="rIdlc2ydywfzf73jrhkphpoy">
         <w:r>
           <w:rPr>
             <w:rStyle w:val="Hyperlink"/>
@@ -1168,7 +1168,7 @@
       <w:r>
         <w:t xml:space="preserve"> — créé — </w:t>
       </w:r>
-      <w:hyperlink w:history="1" r:id="rIdzbilin3kdo9nqxa_vouum">
+      <w:hyperlink w:history="1" r:id="rIddspg7scxba3mht_nznkxe">
         <w:r>
           <w:rPr>
             <w:rStyle w:val="Hyperlink"/>
@@ -1197,7 +1197,7 @@
       <w:r>
         <w:t xml:space="preserve"> — créé — </w:t>
       </w:r>
-      <w:hyperlink w:history="1" r:id="rId6edn92qgsrshb5lj7qhvx">
+      <w:hyperlink w:history="1" r:id="rIdg4yjefyhwokhejnaxzx0g">
         <w:r>
           <w:rPr>
             <w:rStyle w:val="Hyperlink"/>
@@ -1226,7 +1226,7 @@
       <w:r>
         <w:t xml:space="preserve"> — créé — </w:t>
       </w:r>
-      <w:hyperlink w:history="1" r:id="rIdiqjm8q5wqj30tmas2vdfg">
+      <w:hyperlink w:history="1" r:id="rIdgfmfccgs4bqare9frwjmn">
         <w:r>
           <w:rPr>
             <w:rStyle w:val="Hyperlink"/>
@@ -1263,7 +1263,7 @@
       <w:r>
         <w:t xml:space="preserve"> — modifié — </w:t>
       </w:r>
-      <w:hyperlink w:history="1" r:id="rIdogl20ve1asvtwztpswhc1">
+      <w:hyperlink w:history="1" r:id="rIdkihpcxquybyzabdjy3awv">
         <w:r>
           <w:rPr>
             <w:rStyle w:val="Hyperlink"/>
@@ -1292,7 +1292,7 @@
       <w:r>
         <w:t xml:space="preserve"> — modifié — </w:t>
       </w:r>
-      <w:hyperlink w:history="1" r:id="rIdyatgvtgdshddtdc4-9yn7">
+      <w:hyperlink w:history="1" r:id="rId1zi2qgjjptbreqfnvp-jc">
         <w:r>
           <w:rPr>
             <w:rStyle w:val="Hyperlink"/>
@@ -1321,7 +1321,7 @@
       <w:r>
         <w:t xml:space="preserve"> — modifié — </w:t>
       </w:r>
-      <w:hyperlink w:history="1" r:id="rId-npklqxhcgcf3tjd3jbbo">
+      <w:hyperlink w:history="1" r:id="rId0v9uvobe0cyxokt50nfjz">
         <w:r>
           <w:rPr>
             <w:rStyle w:val="Hyperlink"/>
@@ -1350,7 +1350,7 @@
       <w:r>
         <w:t xml:space="preserve"> — modifié — </w:t>
       </w:r>
-      <w:hyperlink w:history="1" r:id="rIdeullgr8xhp-r4xpd6ha9g">
+      <w:hyperlink w:history="1" r:id="rIdtoeq6hrrarazzefcron6o">
         <w:r>
           <w:rPr>
             <w:rStyle w:val="Hyperlink"/>
@@ -1379,7 +1379,7 @@
       <w:r>
         <w:t xml:space="preserve"> — créé — </w:t>
       </w:r>
-      <w:hyperlink w:history="1" r:id="rId2zk0muafevsh8x5yap_va">
+      <w:hyperlink w:history="1" r:id="rIdxwycg6t23tgw-mejqfrau">
         <w:r>
           <w:rPr>
             <w:rStyle w:val="Hyperlink"/>
@@ -1416,7 +1416,7 @@
       <w:r>
         <w:t xml:space="preserve"> — modifié — </w:t>
       </w:r>
-      <w:hyperlink w:history="1" r:id="rIdlsrlei2vmyikcioxr8gid">
+      <w:hyperlink w:history="1" r:id="rIdae4jvwiyynlcqqdvxyw53">
         <w:r>
           <w:rPr>
             <w:rStyle w:val="Hyperlink"/>
@@ -1445,7 +1445,7 @@
       <w:r>
         <w:t xml:space="preserve"> — modifié — </w:t>
       </w:r>
-      <w:hyperlink w:history="1" r:id="rIdzibexolfx43kqqd5k4x2k">
+      <w:hyperlink w:history="1" r:id="rIdm-wjkqz7b05agj2bbc2dx">
         <w:r>
           <w:rPr>
             <w:rStyle w:val="Hyperlink"/>
@@ -1474,7 +1474,7 @@
       <w:r>
         <w:t xml:space="preserve"> — modifié — </w:t>
       </w:r>
-      <w:hyperlink w:history="1" r:id="rIdqewo89mfgcdbywe6zug1r">
+      <w:hyperlink w:history="1" r:id="rIdfhfjbtike_ytr3wl-d32x">
         <w:r>
           <w:rPr>
             <w:rStyle w:val="Hyperlink"/>
@@ -1503,7 +1503,7 @@
       <w:r>
         <w:t xml:space="preserve"> — modifié — </w:t>
       </w:r>
-      <w:hyperlink w:history="1" r:id="rIdygur3odsimphlixoiqzyv">
+      <w:hyperlink w:history="1" r:id="rIdmgo9ujpwmh04zanrin6ry">
         <w:r>
           <w:rPr>
             <w:rStyle w:val="Hyperlink"/>
@@ -1532,7 +1532,7 @@
       <w:r>
         <w:t xml:space="preserve"> — modifié — </w:t>
       </w:r>
-      <w:hyperlink w:history="1" r:id="rIdxs_ehjafwq7miojjn60wr">
+      <w:hyperlink w:history="1" r:id="rIdequssqjqbgqt2d1rzgx4g">
         <w:r>
           <w:rPr>
             <w:rStyle w:val="Hyperlink"/>
@@ -1561,7 +1561,7 @@
       <w:r>
         <w:t xml:space="preserve"> — créé — </w:t>
       </w:r>
-      <w:hyperlink w:history="1" r:id="rIdiqse0opwacoejtdvdttfa">
+      <w:hyperlink w:history="1" r:id="rIdmowxqc1wrokgytlhog8ce">
         <w:r>
           <w:rPr>
             <w:rStyle w:val="Hyperlink"/>
@@ -1590,7 +1590,7 @@
       <w:r>
         <w:t xml:space="preserve"> — modifié — </w:t>
       </w:r>
-      <w:hyperlink w:history="1" r:id="rIdgonpfmjsbo7qgqgw0rdye">
+      <w:hyperlink w:history="1" r:id="rIddcrd5gatcvc4ifm9pfydf">
         <w:r>
           <w:rPr>
             <w:rStyle w:val="Hyperlink"/>
@@ -1619,7 +1619,7 @@
       <w:r>
         <w:t xml:space="preserve"> — créé — </w:t>
       </w:r>
-      <w:hyperlink w:history="1" r:id="rId4iyarcft30zh3mh8quscr">
+      <w:hyperlink w:history="1" r:id="rIdtwodo5sdgkhjk9eb4igff">
         <w:r>
           <w:rPr>
             <w:rStyle w:val="Hyperlink"/>
@@ -1648,7 +1648,7 @@
       <w:r>
         <w:t xml:space="preserve"> — créé — </w:t>
       </w:r>
-      <w:hyperlink w:history="1" r:id="rIds4d9bb5r0f6pfbmvt2gkx">
+      <w:hyperlink w:history="1" r:id="rIdk-lgpsqk4dbhklpjsvei_">
         <w:r>
           <w:rPr>
             <w:rStyle w:val="Hyperlink"/>
@@ -1677,7 +1677,7 @@
       <w:r>
         <w:t xml:space="preserve"> — créé — </w:t>
       </w:r>
-      <w:hyperlink w:history="1" r:id="rIdbpyz2o7nwjzwbliqdkhwf">
+      <w:hyperlink w:history="1" r:id="rIdjv8ap1qavbkmz6e5eeemr">
         <w:r>
           <w:rPr>
             <w:rStyle w:val="Hyperlink"/>
@@ -1714,7 +1714,7 @@
       <w:r>
         <w:t xml:space="preserve"> — modifié — </w:t>
       </w:r>
-      <w:hyperlink w:history="1" r:id="rIdpmseiidzpc843t1-n34lw">
+      <w:hyperlink w:history="1" r:id="rIdncmzmnpzztxnqzvqhq5cr">
         <w:r>
           <w:rPr>
             <w:rStyle w:val="Hyperlink"/>
@@ -1743,7 +1743,7 @@
       <w:r>
         <w:t xml:space="preserve"> — créé — </w:t>
       </w:r>
-      <w:hyperlink w:history="1" r:id="rIdwdof0v1f6fqrwec1mrf23">
+      <w:hyperlink w:history="1" r:id="rIdn7xfxxhclp1983owiuglw">
         <w:r>
           <w:rPr>
             <w:rStyle w:val="Hyperlink"/>
@@ -1772,7 +1772,7 @@
       <w:r>
         <w:t xml:space="preserve"> — créé — </w:t>
       </w:r>
-      <w:hyperlink w:history="1" r:id="rId2vhnl0zq0brsa7lkfp0zz">
+      <w:hyperlink w:history="1" r:id="rIds-kbyhl-qodttkrcqmqzz">
         <w:r>
           <w:rPr>
             <w:rStyle w:val="Hyperlink"/>
@@ -1801,7 +1801,7 @@
       <w:r>
         <w:t xml:space="preserve"> — créé — </w:t>
       </w:r>
-      <w:hyperlink w:history="1" r:id="rIdqkis8gcahmiuy1yadzkso">
+      <w:hyperlink w:history="1" r:id="rIdriebcekltjh8wl2xomcxo">
         <w:r>
           <w:rPr>
             <w:rStyle w:val="Hyperlink"/>
@@ -1830,7 +1830,7 @@
       <w:r>
         <w:t xml:space="preserve"> — modifié — </w:t>
       </w:r>
-      <w:hyperlink w:history="1" r:id="rIdgieu7fkx-qx4yu7inbdv3">
+      <w:hyperlink w:history="1" r:id="rIdcfqnqzve-rhwakako3jvd">
         <w:r>
           <w:rPr>
             <w:rStyle w:val="Hyperlink"/>
@@ -1859,7 +1859,7 @@
       <w:r>
         <w:t xml:space="preserve"> — modifié — </w:t>
       </w:r>
-      <w:hyperlink w:history="1" r:id="rId-ujzcnjxgpnvzgbmv6kim">
+      <w:hyperlink w:history="1" r:id="rIdcmkqii4yikeg0ze1ebkrg">
         <w:r>
           <w:rPr>
             <w:rStyle w:val="Hyperlink"/>
@@ -1888,7 +1888,7 @@
       <w:r>
         <w:t xml:space="preserve"> — modifié — </w:t>
       </w:r>
-      <w:hyperlink w:history="1" r:id="rIdlcoktmqj2jvn_vlasfjwc">
+      <w:hyperlink w:history="1" r:id="rId27yypymalzkm7ncwxj5hl">
         <w:r>
           <w:rPr>
             <w:rStyle w:val="Hyperlink"/>
@@ -1925,7 +1925,7 @@
       <w:r>
         <w:t xml:space="preserve"> — modifié — </w:t>
       </w:r>
-      <w:hyperlink w:history="1" r:id="rIddikyl-lszn2hajkeqvfb6">
+      <w:hyperlink w:history="1" r:id="rIdvmuyuussy1itwlxq0uoji">
         <w:r>
           <w:rPr>
             <w:rStyle w:val="Hyperlink"/>
@@ -1954,7 +1954,7 @@
       <w:r>
         <w:t xml:space="preserve"> — modifié — </w:t>
       </w:r>
-      <w:hyperlink w:history="1" r:id="rId7ticwkmfw54mkokn5l6vi">
+      <w:hyperlink w:history="1" r:id="rId5wzdts1vhh4jmhv46pyve">
         <w:r>
           <w:rPr>
             <w:rStyle w:val="Hyperlink"/>
@@ -1991,7 +1991,7 @@
       <w:r>
         <w:t xml:space="preserve"> — modifié — </w:t>
       </w:r>
-      <w:hyperlink w:history="1" r:id="rIdnhra9ac-bnrytoo7t-80p">
+      <w:hyperlink w:history="1" r:id="rIdcdfbtoctrr0cwxeak0svi">
         <w:r>
           <w:rPr>
             <w:rStyle w:val="Hyperlink"/>
@@ -2028,7 +2028,7 @@
       <w:r>
         <w:t xml:space="preserve"> — modifié — </w:t>
       </w:r>
-      <w:hyperlink w:history="1" r:id="rIdayg0jn5gvs-r3c99jirni">
+      <w:hyperlink w:history="1" r:id="rIdjzvuxheqpaofkbx3fdlq6">
         <w:r>
           <w:rPr>
             <w:rStyle w:val="Hyperlink"/>
